--- a/burocracy/second_submission/Vitukhnovski_ostapiv.docx
+++ b/burocracy/second_submission/Vitukhnovski_ostapiv.docx
@@ -109,13 +109,23 @@
           <w:szCs w:val="24"/>
         </w:rPr>
       </w:pPr>
-      <w:r>
-        <w:rPr>
-          <w:rFonts w:ascii="Times New Roman" w:hAnsi="Times New Roman" w:cs="Times New Roman"/>
-          <w:sz w:val="24"/>
-          <w:szCs w:val="24"/>
-        </w:rPr>
-        <w:t>Кведеру Виталию Владимировичу</w:t>
+      <w:proofErr w:type="spellStart"/>
+      <w:r>
+        <w:rPr>
+          <w:rFonts w:ascii="Times New Roman" w:hAnsi="Times New Roman" w:cs="Times New Roman"/>
+          <w:sz w:val="24"/>
+          <w:szCs w:val="24"/>
+        </w:rPr>
+        <w:t>Кведеру</w:t>
+      </w:r>
+      <w:proofErr w:type="spellEnd"/>
+      <w:r>
+        <w:rPr>
+          <w:rFonts w:ascii="Times New Roman" w:hAnsi="Times New Roman" w:cs="Times New Roman"/>
+          <w:sz w:val="24"/>
+          <w:szCs w:val="24"/>
+        </w:rPr>
+        <w:t xml:space="preserve"> Виталию Владимировичу</w:t>
       </w:r>
     </w:p>
     <w:p>
@@ -487,6 +497,7 @@
         </w:rPr>
         <w:t xml:space="preserve">______________ / </w:t>
       </w:r>
+      <w:proofErr w:type="spellStart"/>
       <w:r>
         <w:rPr>
           <w:rFonts w:ascii="Times New Roman" w:hAnsi="Times New Roman" w:cs="Times New Roman"/>
@@ -494,7 +505,17 @@
           <w:szCs w:val="24"/>
           <w:lang w:val="uk-UA"/>
         </w:rPr>
-        <w:t>Витухновский А.Г.</w:t>
+        <w:t>Витухновский</w:t>
+      </w:r>
+      <w:proofErr w:type="spellEnd"/>
+      <w:r>
+        <w:rPr>
+          <w:rFonts w:ascii="Times New Roman" w:hAnsi="Times New Roman" w:cs="Times New Roman"/>
+          <w:sz w:val="24"/>
+          <w:szCs w:val="24"/>
+          <w:lang w:val="uk-UA"/>
+        </w:rPr>
+        <w:t xml:space="preserve"> А.Г.</w:t>
       </w:r>
       <w:r>
         <w:rPr>
@@ -636,7 +657,21 @@
         <w:rPr>
           <w:lang w:val="ru-RU"/>
         </w:rPr>
-        <w:t>ФИО: Витухновский Алексей Григорьевич</w:t>
+        <w:t xml:space="preserve">ФИО: </w:t>
+      </w:r>
+      <w:proofErr w:type="spellStart"/>
+      <w:r>
+        <w:rPr>
+          <w:lang w:val="ru-RU"/>
+        </w:rPr>
+        <w:t>Витухновский</w:t>
+      </w:r>
+      <w:proofErr w:type="spellEnd"/>
+      <w:r>
+        <w:rPr>
+          <w:lang w:val="ru-RU"/>
+        </w:rPr>
+        <w:t xml:space="preserve"> Алексей Григорьевич</w:t>
       </w:r>
     </w:p>
     <w:p>
@@ -804,7 +839,28 @@
         <w:rPr>
           <w:lang w:val="ru-RU"/>
         </w:rPr>
-        <w:t>Контактные данные: vitukhnovsky@mail.ru</w:t>
+        <w:t xml:space="preserve">Контактные данные: </w:t>
+      </w:r>
+      <w:hyperlink r:id="rId5" w:history="1">
+        <w:r>
+          <w:rPr>
+            <w:rStyle w:val="a7"/>
+            <w:lang w:val="ru-RU"/>
+          </w:rPr>
+          <w:t>vitukhnovsky@mail.ru</w:t>
+        </w:r>
+      </w:hyperlink>
+      <w:r>
+        <w:rPr>
+          <w:lang w:val="ru-RU"/>
+        </w:rPr>
+        <w:t xml:space="preserve"> </w:t>
+      </w:r>
+      <w:r>
+        <w:rPr>
+          <w:lang w:val="ru-RU"/>
+        </w:rPr>
+        <w:t>+7(499) 132-63-64</w:t>
       </w:r>
     </w:p>
     <w:p>
@@ -866,7 +922,25 @@
           <w:i/>
           <w:sz w:val="24"/>
         </w:rPr>
-        <w:t>(библиографическая ссылка с указанием квартиля/категории и импакт-фактора журнала, базы данных и DOI)</w:t>
+        <w:t xml:space="preserve">(библиографическая ссылка с указанием квартиля/категории и </w:t>
+      </w:r>
+      <w:proofErr w:type="spellStart"/>
+      <w:r>
+        <w:rPr>
+          <w:rFonts w:ascii="Times New Roman" w:hAnsi="Times New Roman" w:cs="Times New Roman"/>
+          <w:i/>
+          <w:sz w:val="24"/>
+        </w:rPr>
+        <w:t>импакт</w:t>
+      </w:r>
+      <w:proofErr w:type="spellEnd"/>
+      <w:r>
+        <w:rPr>
+          <w:rFonts w:ascii="Times New Roman" w:hAnsi="Times New Roman" w:cs="Times New Roman"/>
+          <w:i/>
+          <w:sz w:val="24"/>
+        </w:rPr>
+        <w:t>-фактора журнала, базы данных и DOI)</w:t>
       </w:r>
     </w:p>
     <w:p>
@@ -882,12 +956,373 @@
           <w:sz w:val="24"/>
         </w:rPr>
       </w:pPr>
-      <w:r>
-        <w:rPr>
-          <w:rFonts w:ascii="Times New Roman" w:hAnsi="Times New Roman" w:cs="Times New Roman"/>
-          <w:sz w:val="24"/>
-        </w:rPr>
-        <w:t>Zhiganshina E. R., Lyubova T. S., Tarakanova A. E., Arsenyev M. V., Kovylin R. S., Anisimova N. D., Polushtaytsev Y. V., Kozhanov K. A., Pisarenko A. V., Aleynik D. Y., Egorikhina M. N., Vitukhnovsky A. G., Klapshina L. G., Chesnokov S. A. Aromatic Tricyanoethylenes a New Class of ‘Compact’ Photoinitiators for One- and Two-Photon Photopolymerization // Polymers. – 2026. – V. 18. – No. 8. – P. 958. DOI: 10.3390/polym18080958 (Журнал: Q1, Импакт-фактор (2023): 4.7, Инд. в: Scopus)</w:t>
+      <w:proofErr w:type="spellStart"/>
+      <w:r>
+        <w:rPr>
+          <w:rFonts w:ascii="Times New Roman" w:hAnsi="Times New Roman" w:cs="Times New Roman"/>
+          <w:sz w:val="24"/>
+        </w:rPr>
+        <w:t>Zhiganshina</w:t>
+      </w:r>
+      <w:proofErr w:type="spellEnd"/>
+      <w:r>
+        <w:rPr>
+          <w:rFonts w:ascii="Times New Roman" w:hAnsi="Times New Roman" w:cs="Times New Roman"/>
+          <w:sz w:val="24"/>
+        </w:rPr>
+        <w:t xml:space="preserve"> E. R., </w:t>
+      </w:r>
+      <w:proofErr w:type="spellStart"/>
+      <w:r>
+        <w:rPr>
+          <w:rFonts w:ascii="Times New Roman" w:hAnsi="Times New Roman" w:cs="Times New Roman"/>
+          <w:sz w:val="24"/>
+        </w:rPr>
+        <w:t>Lyubova</w:t>
+      </w:r>
+      <w:proofErr w:type="spellEnd"/>
+      <w:r>
+        <w:rPr>
+          <w:rFonts w:ascii="Times New Roman" w:hAnsi="Times New Roman" w:cs="Times New Roman"/>
+          <w:sz w:val="24"/>
+        </w:rPr>
+        <w:t xml:space="preserve"> T. S., </w:t>
+      </w:r>
+      <w:proofErr w:type="spellStart"/>
+      <w:r>
+        <w:rPr>
+          <w:rFonts w:ascii="Times New Roman" w:hAnsi="Times New Roman" w:cs="Times New Roman"/>
+          <w:sz w:val="24"/>
+        </w:rPr>
+        <w:t>Tarakanova</w:t>
+      </w:r>
+      <w:proofErr w:type="spellEnd"/>
+      <w:r>
+        <w:rPr>
+          <w:rFonts w:ascii="Times New Roman" w:hAnsi="Times New Roman" w:cs="Times New Roman"/>
+          <w:sz w:val="24"/>
+        </w:rPr>
+        <w:t xml:space="preserve"> A. E., </w:t>
+      </w:r>
+      <w:proofErr w:type="spellStart"/>
+      <w:r>
+        <w:rPr>
+          <w:rFonts w:ascii="Times New Roman" w:hAnsi="Times New Roman" w:cs="Times New Roman"/>
+          <w:sz w:val="24"/>
+        </w:rPr>
+        <w:t>Arsenyev</w:t>
+      </w:r>
+      <w:proofErr w:type="spellEnd"/>
+      <w:r>
+        <w:rPr>
+          <w:rFonts w:ascii="Times New Roman" w:hAnsi="Times New Roman" w:cs="Times New Roman"/>
+          <w:sz w:val="24"/>
+        </w:rPr>
+        <w:t xml:space="preserve"> M. V., </w:t>
+      </w:r>
+      <w:proofErr w:type="spellStart"/>
+      <w:r>
+        <w:rPr>
+          <w:rFonts w:ascii="Times New Roman" w:hAnsi="Times New Roman" w:cs="Times New Roman"/>
+          <w:sz w:val="24"/>
+        </w:rPr>
+        <w:t>Kovylin</w:t>
+      </w:r>
+      <w:proofErr w:type="spellEnd"/>
+      <w:r>
+        <w:rPr>
+          <w:rFonts w:ascii="Times New Roman" w:hAnsi="Times New Roman" w:cs="Times New Roman"/>
+          <w:sz w:val="24"/>
+        </w:rPr>
+        <w:t xml:space="preserve"> R. S., </w:t>
+      </w:r>
+      <w:proofErr w:type="spellStart"/>
+      <w:r>
+        <w:rPr>
+          <w:rFonts w:ascii="Times New Roman" w:hAnsi="Times New Roman" w:cs="Times New Roman"/>
+          <w:sz w:val="24"/>
+        </w:rPr>
+        <w:t>Anisimova</w:t>
+      </w:r>
+      <w:proofErr w:type="spellEnd"/>
+      <w:r>
+        <w:rPr>
+          <w:rFonts w:ascii="Times New Roman" w:hAnsi="Times New Roman" w:cs="Times New Roman"/>
+          <w:sz w:val="24"/>
+        </w:rPr>
+        <w:t xml:space="preserve"> N. D., </w:t>
+      </w:r>
+      <w:proofErr w:type="spellStart"/>
+      <w:r>
+        <w:rPr>
+          <w:rFonts w:ascii="Times New Roman" w:hAnsi="Times New Roman" w:cs="Times New Roman"/>
+          <w:sz w:val="24"/>
+        </w:rPr>
+        <w:t>Polushtaytsev</w:t>
+      </w:r>
+      <w:proofErr w:type="spellEnd"/>
+      <w:r>
+        <w:rPr>
+          <w:rFonts w:ascii="Times New Roman" w:hAnsi="Times New Roman" w:cs="Times New Roman"/>
+          <w:sz w:val="24"/>
+        </w:rPr>
+        <w:t xml:space="preserve"> Y. V., </w:t>
+      </w:r>
+      <w:proofErr w:type="spellStart"/>
+      <w:r>
+        <w:rPr>
+          <w:rFonts w:ascii="Times New Roman" w:hAnsi="Times New Roman" w:cs="Times New Roman"/>
+          <w:sz w:val="24"/>
+        </w:rPr>
+        <w:t>Kozhanov</w:t>
+      </w:r>
+      <w:proofErr w:type="spellEnd"/>
+      <w:r>
+        <w:rPr>
+          <w:rFonts w:ascii="Times New Roman" w:hAnsi="Times New Roman" w:cs="Times New Roman"/>
+          <w:sz w:val="24"/>
+        </w:rPr>
+        <w:t xml:space="preserve"> K. A., </w:t>
+      </w:r>
+      <w:proofErr w:type="spellStart"/>
+      <w:r>
+        <w:rPr>
+          <w:rFonts w:ascii="Times New Roman" w:hAnsi="Times New Roman" w:cs="Times New Roman"/>
+          <w:sz w:val="24"/>
+        </w:rPr>
+        <w:t>Pisarenko</w:t>
+      </w:r>
+      <w:proofErr w:type="spellEnd"/>
+      <w:r>
+        <w:rPr>
+          <w:rFonts w:ascii="Times New Roman" w:hAnsi="Times New Roman" w:cs="Times New Roman"/>
+          <w:sz w:val="24"/>
+        </w:rPr>
+        <w:t xml:space="preserve"> A. V., </w:t>
+      </w:r>
+      <w:proofErr w:type="spellStart"/>
+      <w:r>
+        <w:rPr>
+          <w:rFonts w:ascii="Times New Roman" w:hAnsi="Times New Roman" w:cs="Times New Roman"/>
+          <w:sz w:val="24"/>
+        </w:rPr>
+        <w:t>Aleynik</w:t>
+      </w:r>
+      <w:proofErr w:type="spellEnd"/>
+      <w:r>
+        <w:rPr>
+          <w:rFonts w:ascii="Times New Roman" w:hAnsi="Times New Roman" w:cs="Times New Roman"/>
+          <w:sz w:val="24"/>
+        </w:rPr>
+        <w:t xml:space="preserve"> D. Y., </w:t>
+      </w:r>
+      <w:proofErr w:type="spellStart"/>
+      <w:r>
+        <w:rPr>
+          <w:rFonts w:ascii="Times New Roman" w:hAnsi="Times New Roman" w:cs="Times New Roman"/>
+          <w:sz w:val="24"/>
+        </w:rPr>
+        <w:t>Egorikhina</w:t>
+      </w:r>
+      <w:proofErr w:type="spellEnd"/>
+      <w:r>
+        <w:rPr>
+          <w:rFonts w:ascii="Times New Roman" w:hAnsi="Times New Roman" w:cs="Times New Roman"/>
+          <w:sz w:val="24"/>
+        </w:rPr>
+        <w:t xml:space="preserve"> M. N., </w:t>
+      </w:r>
+      <w:proofErr w:type="spellStart"/>
+      <w:r>
+        <w:rPr>
+          <w:rFonts w:ascii="Times New Roman" w:hAnsi="Times New Roman" w:cs="Times New Roman"/>
+          <w:sz w:val="24"/>
+        </w:rPr>
+        <w:t>Vitukhnovsky</w:t>
+      </w:r>
+      <w:proofErr w:type="spellEnd"/>
+      <w:r>
+        <w:rPr>
+          <w:rFonts w:ascii="Times New Roman" w:hAnsi="Times New Roman" w:cs="Times New Roman"/>
+          <w:sz w:val="24"/>
+        </w:rPr>
+        <w:t xml:space="preserve"> A. G., </w:t>
+      </w:r>
+      <w:proofErr w:type="spellStart"/>
+      <w:r>
+        <w:rPr>
+          <w:rFonts w:ascii="Times New Roman" w:hAnsi="Times New Roman" w:cs="Times New Roman"/>
+          <w:sz w:val="24"/>
+        </w:rPr>
+        <w:t>Klapshina</w:t>
+      </w:r>
+      <w:proofErr w:type="spellEnd"/>
+      <w:r>
+        <w:rPr>
+          <w:rFonts w:ascii="Times New Roman" w:hAnsi="Times New Roman" w:cs="Times New Roman"/>
+          <w:sz w:val="24"/>
+        </w:rPr>
+        <w:t xml:space="preserve"> L. G., </w:t>
+      </w:r>
+      <w:proofErr w:type="spellStart"/>
+      <w:r>
+        <w:rPr>
+          <w:rFonts w:ascii="Times New Roman" w:hAnsi="Times New Roman" w:cs="Times New Roman"/>
+          <w:sz w:val="24"/>
+        </w:rPr>
+        <w:t>Chesnokov</w:t>
+      </w:r>
+      <w:proofErr w:type="spellEnd"/>
+      <w:r>
+        <w:rPr>
+          <w:rFonts w:ascii="Times New Roman" w:hAnsi="Times New Roman" w:cs="Times New Roman"/>
+          <w:sz w:val="24"/>
+        </w:rPr>
+        <w:t xml:space="preserve"> S. A. </w:t>
+      </w:r>
+      <w:proofErr w:type="spellStart"/>
+      <w:r>
+        <w:rPr>
+          <w:rFonts w:ascii="Times New Roman" w:hAnsi="Times New Roman" w:cs="Times New Roman"/>
+          <w:sz w:val="24"/>
+        </w:rPr>
+        <w:t>Aromatic</w:t>
+      </w:r>
+      <w:proofErr w:type="spellEnd"/>
+      <w:r>
+        <w:rPr>
+          <w:rFonts w:ascii="Times New Roman" w:hAnsi="Times New Roman" w:cs="Times New Roman"/>
+          <w:sz w:val="24"/>
+        </w:rPr>
+        <w:t xml:space="preserve"> </w:t>
+      </w:r>
+      <w:proofErr w:type="spellStart"/>
+      <w:r>
+        <w:rPr>
+          <w:rFonts w:ascii="Times New Roman" w:hAnsi="Times New Roman" w:cs="Times New Roman"/>
+          <w:sz w:val="24"/>
+        </w:rPr>
+        <w:t>Tricyanoethylenes</w:t>
+      </w:r>
+      <w:proofErr w:type="spellEnd"/>
+      <w:r>
+        <w:rPr>
+          <w:rFonts w:ascii="Times New Roman" w:hAnsi="Times New Roman" w:cs="Times New Roman"/>
+          <w:sz w:val="24"/>
+        </w:rPr>
+        <w:t xml:space="preserve"> a New Class </w:t>
+      </w:r>
+      <w:proofErr w:type="spellStart"/>
+      <w:r>
+        <w:rPr>
+          <w:rFonts w:ascii="Times New Roman" w:hAnsi="Times New Roman" w:cs="Times New Roman"/>
+          <w:sz w:val="24"/>
+        </w:rPr>
+        <w:t>of</w:t>
+      </w:r>
+      <w:proofErr w:type="spellEnd"/>
+      <w:r>
+        <w:rPr>
+          <w:rFonts w:ascii="Times New Roman" w:hAnsi="Times New Roman" w:cs="Times New Roman"/>
+          <w:sz w:val="24"/>
+        </w:rPr>
+        <w:t xml:space="preserve"> ‘Compact’ </w:t>
+      </w:r>
+      <w:proofErr w:type="spellStart"/>
+      <w:r>
+        <w:rPr>
+          <w:rFonts w:ascii="Times New Roman" w:hAnsi="Times New Roman" w:cs="Times New Roman"/>
+          <w:sz w:val="24"/>
+        </w:rPr>
+        <w:t>Photoinitiators</w:t>
+      </w:r>
+      <w:proofErr w:type="spellEnd"/>
+      <w:r>
+        <w:rPr>
+          <w:rFonts w:ascii="Times New Roman" w:hAnsi="Times New Roman" w:cs="Times New Roman"/>
+          <w:sz w:val="24"/>
+        </w:rPr>
+        <w:t xml:space="preserve"> for One- and </w:t>
+      </w:r>
+      <w:proofErr w:type="spellStart"/>
+      <w:r>
+        <w:rPr>
+          <w:rFonts w:ascii="Times New Roman" w:hAnsi="Times New Roman" w:cs="Times New Roman"/>
+          <w:sz w:val="24"/>
+        </w:rPr>
+        <w:t>Two-Photon</w:t>
+      </w:r>
+      <w:proofErr w:type="spellEnd"/>
+      <w:r>
+        <w:rPr>
+          <w:rFonts w:ascii="Times New Roman" w:hAnsi="Times New Roman" w:cs="Times New Roman"/>
+          <w:sz w:val="24"/>
+        </w:rPr>
+        <w:t xml:space="preserve"> </w:t>
+      </w:r>
+      <w:proofErr w:type="spellStart"/>
+      <w:r>
+        <w:rPr>
+          <w:rFonts w:ascii="Times New Roman" w:hAnsi="Times New Roman" w:cs="Times New Roman"/>
+          <w:sz w:val="24"/>
+        </w:rPr>
+        <w:t>Photopolymerization</w:t>
+      </w:r>
+      <w:proofErr w:type="spellEnd"/>
+      <w:r>
+        <w:rPr>
+          <w:rFonts w:ascii="Times New Roman" w:hAnsi="Times New Roman" w:cs="Times New Roman"/>
+          <w:sz w:val="24"/>
+        </w:rPr>
+        <w:t xml:space="preserve"> // </w:t>
+      </w:r>
+      <w:proofErr w:type="spellStart"/>
+      <w:r>
+        <w:rPr>
+          <w:rFonts w:ascii="Times New Roman" w:hAnsi="Times New Roman" w:cs="Times New Roman"/>
+          <w:sz w:val="24"/>
+        </w:rPr>
+        <w:t>Polymers</w:t>
+      </w:r>
+      <w:proofErr w:type="spellEnd"/>
+      <w:r>
+        <w:rPr>
+          <w:rFonts w:ascii="Times New Roman" w:hAnsi="Times New Roman" w:cs="Times New Roman"/>
+          <w:sz w:val="24"/>
+        </w:rPr>
+        <w:t xml:space="preserve">. – 2026. – V. 18. – No. 8. – P. 958. DOI: 10.3390/polym18080958 (Журнал: Q1, </w:t>
+      </w:r>
+      <w:proofErr w:type="spellStart"/>
+      <w:r>
+        <w:rPr>
+          <w:rFonts w:ascii="Times New Roman" w:hAnsi="Times New Roman" w:cs="Times New Roman"/>
+          <w:sz w:val="24"/>
+        </w:rPr>
+        <w:t>Импакт</w:t>
+      </w:r>
+      <w:proofErr w:type="spellEnd"/>
+      <w:r>
+        <w:rPr>
+          <w:rFonts w:ascii="Times New Roman" w:hAnsi="Times New Roman" w:cs="Times New Roman"/>
+          <w:sz w:val="24"/>
+        </w:rPr>
+        <w:t xml:space="preserve">-фактор (2023): 4.7, Инд. в: </w:t>
+      </w:r>
+      <w:proofErr w:type="spellStart"/>
+      <w:r>
+        <w:rPr>
+          <w:rFonts w:ascii="Times New Roman" w:hAnsi="Times New Roman" w:cs="Times New Roman"/>
+          <w:sz w:val="24"/>
+        </w:rPr>
+        <w:t>Scopus</w:t>
+      </w:r>
+      <w:proofErr w:type="spellEnd"/>
+      <w:r>
+        <w:rPr>
+          <w:rFonts w:ascii="Times New Roman" w:hAnsi="Times New Roman" w:cs="Times New Roman"/>
+          <w:sz w:val="24"/>
+        </w:rPr>
+        <w:t>)</w:t>
       </w:r>
     </w:p>
     <w:p>
@@ -902,12 +1337,373 @@
           <w:sz w:val="24"/>
         </w:rPr>
       </w:pPr>
-      <w:r>
-        <w:rPr>
-          <w:rFonts w:ascii="Times New Roman" w:hAnsi="Times New Roman" w:cs="Times New Roman"/>
-          <w:sz w:val="24"/>
-        </w:rPr>
-        <w:t>Zhiganshina E. R., Arsenyev M. V., Lyubova T. S., Kovylin R. S., Egorikhina M. N., Aleynik D. Y., Pisarenko A. V., Anisimova N. D., Polushtaytsev Y. V., Kozhanov K. A., Klapshina L. G., Vitukhnovsky A. G., Chesnokov S. A. Novel indane-1,3-dione derivatives as photoinitiators for one- and two-photon photopolymerization // European Polymer Journal. – 2025. – V. 235. – P. 114046. DOI: 10.1016/j.eurpolymj.2025.114046 (Журнал: Q1, Импакт-фактор (2023): 5.8, Инд. в: Scopus)</w:t>
+      <w:proofErr w:type="spellStart"/>
+      <w:r>
+        <w:rPr>
+          <w:rFonts w:ascii="Times New Roman" w:hAnsi="Times New Roman" w:cs="Times New Roman"/>
+          <w:sz w:val="24"/>
+        </w:rPr>
+        <w:t>Zhiganshina</w:t>
+      </w:r>
+      <w:proofErr w:type="spellEnd"/>
+      <w:r>
+        <w:rPr>
+          <w:rFonts w:ascii="Times New Roman" w:hAnsi="Times New Roman" w:cs="Times New Roman"/>
+          <w:sz w:val="24"/>
+        </w:rPr>
+        <w:t xml:space="preserve"> E. R., </w:t>
+      </w:r>
+      <w:proofErr w:type="spellStart"/>
+      <w:r>
+        <w:rPr>
+          <w:rFonts w:ascii="Times New Roman" w:hAnsi="Times New Roman" w:cs="Times New Roman"/>
+          <w:sz w:val="24"/>
+        </w:rPr>
+        <w:t>Arsenyev</w:t>
+      </w:r>
+      <w:proofErr w:type="spellEnd"/>
+      <w:r>
+        <w:rPr>
+          <w:rFonts w:ascii="Times New Roman" w:hAnsi="Times New Roman" w:cs="Times New Roman"/>
+          <w:sz w:val="24"/>
+        </w:rPr>
+        <w:t xml:space="preserve"> M. V., </w:t>
+      </w:r>
+      <w:proofErr w:type="spellStart"/>
+      <w:r>
+        <w:rPr>
+          <w:rFonts w:ascii="Times New Roman" w:hAnsi="Times New Roman" w:cs="Times New Roman"/>
+          <w:sz w:val="24"/>
+        </w:rPr>
+        <w:t>Lyubova</w:t>
+      </w:r>
+      <w:proofErr w:type="spellEnd"/>
+      <w:r>
+        <w:rPr>
+          <w:rFonts w:ascii="Times New Roman" w:hAnsi="Times New Roman" w:cs="Times New Roman"/>
+          <w:sz w:val="24"/>
+        </w:rPr>
+        <w:t xml:space="preserve"> T. S., </w:t>
+      </w:r>
+      <w:proofErr w:type="spellStart"/>
+      <w:r>
+        <w:rPr>
+          <w:rFonts w:ascii="Times New Roman" w:hAnsi="Times New Roman" w:cs="Times New Roman"/>
+          <w:sz w:val="24"/>
+        </w:rPr>
+        <w:t>Kovylin</w:t>
+      </w:r>
+      <w:proofErr w:type="spellEnd"/>
+      <w:r>
+        <w:rPr>
+          <w:rFonts w:ascii="Times New Roman" w:hAnsi="Times New Roman" w:cs="Times New Roman"/>
+          <w:sz w:val="24"/>
+        </w:rPr>
+        <w:t xml:space="preserve"> R. S., </w:t>
+      </w:r>
+      <w:proofErr w:type="spellStart"/>
+      <w:r>
+        <w:rPr>
+          <w:rFonts w:ascii="Times New Roman" w:hAnsi="Times New Roman" w:cs="Times New Roman"/>
+          <w:sz w:val="24"/>
+        </w:rPr>
+        <w:t>Egorikhina</w:t>
+      </w:r>
+      <w:proofErr w:type="spellEnd"/>
+      <w:r>
+        <w:rPr>
+          <w:rFonts w:ascii="Times New Roman" w:hAnsi="Times New Roman" w:cs="Times New Roman"/>
+          <w:sz w:val="24"/>
+        </w:rPr>
+        <w:t xml:space="preserve"> M. N., </w:t>
+      </w:r>
+      <w:proofErr w:type="spellStart"/>
+      <w:r>
+        <w:rPr>
+          <w:rFonts w:ascii="Times New Roman" w:hAnsi="Times New Roman" w:cs="Times New Roman"/>
+          <w:sz w:val="24"/>
+        </w:rPr>
+        <w:t>Aleynik</w:t>
+      </w:r>
+      <w:proofErr w:type="spellEnd"/>
+      <w:r>
+        <w:rPr>
+          <w:rFonts w:ascii="Times New Roman" w:hAnsi="Times New Roman" w:cs="Times New Roman"/>
+          <w:sz w:val="24"/>
+        </w:rPr>
+        <w:t xml:space="preserve"> D. Y., </w:t>
+      </w:r>
+      <w:proofErr w:type="spellStart"/>
+      <w:r>
+        <w:rPr>
+          <w:rFonts w:ascii="Times New Roman" w:hAnsi="Times New Roman" w:cs="Times New Roman"/>
+          <w:sz w:val="24"/>
+        </w:rPr>
+        <w:t>Pisarenko</w:t>
+      </w:r>
+      <w:proofErr w:type="spellEnd"/>
+      <w:r>
+        <w:rPr>
+          <w:rFonts w:ascii="Times New Roman" w:hAnsi="Times New Roman" w:cs="Times New Roman"/>
+          <w:sz w:val="24"/>
+        </w:rPr>
+        <w:t xml:space="preserve"> A. V., </w:t>
+      </w:r>
+      <w:proofErr w:type="spellStart"/>
+      <w:r>
+        <w:rPr>
+          <w:rFonts w:ascii="Times New Roman" w:hAnsi="Times New Roman" w:cs="Times New Roman"/>
+          <w:sz w:val="24"/>
+        </w:rPr>
+        <w:t>Anisimova</w:t>
+      </w:r>
+      <w:proofErr w:type="spellEnd"/>
+      <w:r>
+        <w:rPr>
+          <w:rFonts w:ascii="Times New Roman" w:hAnsi="Times New Roman" w:cs="Times New Roman"/>
+          <w:sz w:val="24"/>
+        </w:rPr>
+        <w:t xml:space="preserve"> N. D., </w:t>
+      </w:r>
+      <w:proofErr w:type="spellStart"/>
+      <w:r>
+        <w:rPr>
+          <w:rFonts w:ascii="Times New Roman" w:hAnsi="Times New Roman" w:cs="Times New Roman"/>
+          <w:sz w:val="24"/>
+        </w:rPr>
+        <w:t>Polushtaytsev</w:t>
+      </w:r>
+      <w:proofErr w:type="spellEnd"/>
+      <w:r>
+        <w:rPr>
+          <w:rFonts w:ascii="Times New Roman" w:hAnsi="Times New Roman" w:cs="Times New Roman"/>
+          <w:sz w:val="24"/>
+        </w:rPr>
+        <w:t xml:space="preserve"> Y. V., </w:t>
+      </w:r>
+      <w:proofErr w:type="spellStart"/>
+      <w:r>
+        <w:rPr>
+          <w:rFonts w:ascii="Times New Roman" w:hAnsi="Times New Roman" w:cs="Times New Roman"/>
+          <w:sz w:val="24"/>
+        </w:rPr>
+        <w:t>Kozhanov</w:t>
+      </w:r>
+      <w:proofErr w:type="spellEnd"/>
+      <w:r>
+        <w:rPr>
+          <w:rFonts w:ascii="Times New Roman" w:hAnsi="Times New Roman" w:cs="Times New Roman"/>
+          <w:sz w:val="24"/>
+        </w:rPr>
+        <w:t xml:space="preserve"> K. A., </w:t>
+      </w:r>
+      <w:proofErr w:type="spellStart"/>
+      <w:r>
+        <w:rPr>
+          <w:rFonts w:ascii="Times New Roman" w:hAnsi="Times New Roman" w:cs="Times New Roman"/>
+          <w:sz w:val="24"/>
+        </w:rPr>
+        <w:t>Klapshina</w:t>
+      </w:r>
+      <w:proofErr w:type="spellEnd"/>
+      <w:r>
+        <w:rPr>
+          <w:rFonts w:ascii="Times New Roman" w:hAnsi="Times New Roman" w:cs="Times New Roman"/>
+          <w:sz w:val="24"/>
+        </w:rPr>
+        <w:t xml:space="preserve"> L. G., </w:t>
+      </w:r>
+      <w:proofErr w:type="spellStart"/>
+      <w:r>
+        <w:rPr>
+          <w:rFonts w:ascii="Times New Roman" w:hAnsi="Times New Roman" w:cs="Times New Roman"/>
+          <w:sz w:val="24"/>
+        </w:rPr>
+        <w:t>Vitukhnovsky</w:t>
+      </w:r>
+      <w:proofErr w:type="spellEnd"/>
+      <w:r>
+        <w:rPr>
+          <w:rFonts w:ascii="Times New Roman" w:hAnsi="Times New Roman" w:cs="Times New Roman"/>
+          <w:sz w:val="24"/>
+        </w:rPr>
+        <w:t xml:space="preserve"> A. G., </w:t>
+      </w:r>
+      <w:proofErr w:type="spellStart"/>
+      <w:r>
+        <w:rPr>
+          <w:rFonts w:ascii="Times New Roman" w:hAnsi="Times New Roman" w:cs="Times New Roman"/>
+          <w:sz w:val="24"/>
+        </w:rPr>
+        <w:t>Chesnokov</w:t>
+      </w:r>
+      <w:proofErr w:type="spellEnd"/>
+      <w:r>
+        <w:rPr>
+          <w:rFonts w:ascii="Times New Roman" w:hAnsi="Times New Roman" w:cs="Times New Roman"/>
+          <w:sz w:val="24"/>
+        </w:rPr>
+        <w:t xml:space="preserve"> S. A. </w:t>
+      </w:r>
+      <w:proofErr w:type="spellStart"/>
+      <w:r>
+        <w:rPr>
+          <w:rFonts w:ascii="Times New Roman" w:hAnsi="Times New Roman" w:cs="Times New Roman"/>
+          <w:sz w:val="24"/>
+        </w:rPr>
+        <w:t>Novel</w:t>
+      </w:r>
+      <w:proofErr w:type="spellEnd"/>
+      <w:r>
+        <w:rPr>
+          <w:rFonts w:ascii="Times New Roman" w:hAnsi="Times New Roman" w:cs="Times New Roman"/>
+          <w:sz w:val="24"/>
+        </w:rPr>
+        <w:t xml:space="preserve"> indane-1,3-dione </w:t>
+      </w:r>
+      <w:proofErr w:type="spellStart"/>
+      <w:r>
+        <w:rPr>
+          <w:rFonts w:ascii="Times New Roman" w:hAnsi="Times New Roman" w:cs="Times New Roman"/>
+          <w:sz w:val="24"/>
+        </w:rPr>
+        <w:t>derivatives</w:t>
+      </w:r>
+      <w:proofErr w:type="spellEnd"/>
+      <w:r>
+        <w:rPr>
+          <w:rFonts w:ascii="Times New Roman" w:hAnsi="Times New Roman" w:cs="Times New Roman"/>
+          <w:sz w:val="24"/>
+        </w:rPr>
+        <w:t xml:space="preserve"> </w:t>
+      </w:r>
+      <w:proofErr w:type="spellStart"/>
+      <w:r>
+        <w:rPr>
+          <w:rFonts w:ascii="Times New Roman" w:hAnsi="Times New Roman" w:cs="Times New Roman"/>
+          <w:sz w:val="24"/>
+        </w:rPr>
+        <w:t>as</w:t>
+      </w:r>
+      <w:proofErr w:type="spellEnd"/>
+      <w:r>
+        <w:rPr>
+          <w:rFonts w:ascii="Times New Roman" w:hAnsi="Times New Roman" w:cs="Times New Roman"/>
+          <w:sz w:val="24"/>
+        </w:rPr>
+        <w:t xml:space="preserve"> </w:t>
+      </w:r>
+      <w:proofErr w:type="spellStart"/>
+      <w:r>
+        <w:rPr>
+          <w:rFonts w:ascii="Times New Roman" w:hAnsi="Times New Roman" w:cs="Times New Roman"/>
+          <w:sz w:val="24"/>
+        </w:rPr>
+        <w:t>photoinitiators</w:t>
+      </w:r>
+      <w:proofErr w:type="spellEnd"/>
+      <w:r>
+        <w:rPr>
+          <w:rFonts w:ascii="Times New Roman" w:hAnsi="Times New Roman" w:cs="Times New Roman"/>
+          <w:sz w:val="24"/>
+        </w:rPr>
+        <w:t xml:space="preserve"> for </w:t>
+      </w:r>
+      <w:proofErr w:type="spellStart"/>
+      <w:r>
+        <w:rPr>
+          <w:rFonts w:ascii="Times New Roman" w:hAnsi="Times New Roman" w:cs="Times New Roman"/>
+          <w:sz w:val="24"/>
+        </w:rPr>
+        <w:t>one</w:t>
+      </w:r>
+      <w:proofErr w:type="spellEnd"/>
+      <w:r>
+        <w:rPr>
+          <w:rFonts w:ascii="Times New Roman" w:hAnsi="Times New Roman" w:cs="Times New Roman"/>
+          <w:sz w:val="24"/>
+        </w:rPr>
+        <w:t xml:space="preserve">- and </w:t>
+      </w:r>
+      <w:proofErr w:type="spellStart"/>
+      <w:r>
+        <w:rPr>
+          <w:rFonts w:ascii="Times New Roman" w:hAnsi="Times New Roman" w:cs="Times New Roman"/>
+          <w:sz w:val="24"/>
+        </w:rPr>
+        <w:t>two-photon</w:t>
+      </w:r>
+      <w:proofErr w:type="spellEnd"/>
+      <w:r>
+        <w:rPr>
+          <w:rFonts w:ascii="Times New Roman" w:hAnsi="Times New Roman" w:cs="Times New Roman"/>
+          <w:sz w:val="24"/>
+        </w:rPr>
+        <w:t xml:space="preserve"> </w:t>
+      </w:r>
+      <w:proofErr w:type="spellStart"/>
+      <w:r>
+        <w:rPr>
+          <w:rFonts w:ascii="Times New Roman" w:hAnsi="Times New Roman" w:cs="Times New Roman"/>
+          <w:sz w:val="24"/>
+        </w:rPr>
+        <w:t>photopolymerization</w:t>
+      </w:r>
+      <w:proofErr w:type="spellEnd"/>
+      <w:r>
+        <w:rPr>
+          <w:rFonts w:ascii="Times New Roman" w:hAnsi="Times New Roman" w:cs="Times New Roman"/>
+          <w:sz w:val="24"/>
+        </w:rPr>
+        <w:t xml:space="preserve"> // European </w:t>
+      </w:r>
+      <w:proofErr w:type="spellStart"/>
+      <w:r>
+        <w:rPr>
+          <w:rFonts w:ascii="Times New Roman" w:hAnsi="Times New Roman" w:cs="Times New Roman"/>
+          <w:sz w:val="24"/>
+        </w:rPr>
+        <w:t>Polymer</w:t>
+      </w:r>
+      <w:proofErr w:type="spellEnd"/>
+      <w:r>
+        <w:rPr>
+          <w:rFonts w:ascii="Times New Roman" w:hAnsi="Times New Roman" w:cs="Times New Roman"/>
+          <w:sz w:val="24"/>
+        </w:rPr>
+        <w:t xml:space="preserve"> Journal. – 2025. – V. 235. – P. 114046. DOI: 10.1016/j.eurpolymj.2025.114046 (Журнал: Q1, </w:t>
+      </w:r>
+      <w:proofErr w:type="spellStart"/>
+      <w:r>
+        <w:rPr>
+          <w:rFonts w:ascii="Times New Roman" w:hAnsi="Times New Roman" w:cs="Times New Roman"/>
+          <w:sz w:val="24"/>
+        </w:rPr>
+        <w:t>Импакт</w:t>
+      </w:r>
+      <w:proofErr w:type="spellEnd"/>
+      <w:r>
+        <w:rPr>
+          <w:rFonts w:ascii="Times New Roman" w:hAnsi="Times New Roman" w:cs="Times New Roman"/>
+          <w:sz w:val="24"/>
+        </w:rPr>
+        <w:t xml:space="preserve">-фактор (2023): 5.8, Инд. в: </w:t>
+      </w:r>
+      <w:proofErr w:type="spellStart"/>
+      <w:r>
+        <w:rPr>
+          <w:rFonts w:ascii="Times New Roman" w:hAnsi="Times New Roman" w:cs="Times New Roman"/>
+          <w:sz w:val="24"/>
+        </w:rPr>
+        <w:t>Scopus</w:t>
+      </w:r>
+      <w:proofErr w:type="spellEnd"/>
+      <w:r>
+        <w:rPr>
+          <w:rFonts w:ascii="Times New Roman" w:hAnsi="Times New Roman" w:cs="Times New Roman"/>
+          <w:sz w:val="24"/>
+        </w:rPr>
+        <w:t>)</w:t>
       </w:r>
     </w:p>
     <w:p>
@@ -923,12 +1719,325 @@
           <w:sz w:val="24"/>
         </w:rPr>
       </w:pPr>
-      <w:r>
-        <w:rPr>
-          <w:rFonts w:ascii="Times New Roman" w:hAnsi="Times New Roman" w:cs="Times New Roman"/>
-          <w:sz w:val="24"/>
-        </w:rPr>
-        <w:t>Matital R. P., Kolymagin D. A., Vitukhnovsky A. G. Confocal Laser Scanning Microscopy for Investigation of Up-to-Micrometer-Scale 3D Components Fabricated by Direct Laser Writing-Lithography Methods // Bulletin of the Russian Academy of Sciences: Physics. – 2025. – V. 89. – No. Suppl 4. – P. S595-S611. (Журнал: Q3, Импакт-фактор (2023): 0.5, Инд. в: Scopus)</w:t>
+      <w:proofErr w:type="spellStart"/>
+      <w:r>
+        <w:rPr>
+          <w:rFonts w:ascii="Times New Roman" w:hAnsi="Times New Roman" w:cs="Times New Roman"/>
+          <w:sz w:val="24"/>
+        </w:rPr>
+        <w:t>Matital</w:t>
+      </w:r>
+      <w:proofErr w:type="spellEnd"/>
+      <w:r>
+        <w:rPr>
+          <w:rFonts w:ascii="Times New Roman" w:hAnsi="Times New Roman" w:cs="Times New Roman"/>
+          <w:sz w:val="24"/>
+        </w:rPr>
+        <w:t xml:space="preserve"> R. P., </w:t>
+      </w:r>
+      <w:proofErr w:type="spellStart"/>
+      <w:r>
+        <w:rPr>
+          <w:rFonts w:ascii="Times New Roman" w:hAnsi="Times New Roman" w:cs="Times New Roman"/>
+          <w:sz w:val="24"/>
+        </w:rPr>
+        <w:t>Kolymagin</w:t>
+      </w:r>
+      <w:proofErr w:type="spellEnd"/>
+      <w:r>
+        <w:rPr>
+          <w:rFonts w:ascii="Times New Roman" w:hAnsi="Times New Roman" w:cs="Times New Roman"/>
+          <w:sz w:val="24"/>
+        </w:rPr>
+        <w:t xml:space="preserve"> D. A., </w:t>
+      </w:r>
+      <w:proofErr w:type="spellStart"/>
+      <w:r>
+        <w:rPr>
+          <w:rFonts w:ascii="Times New Roman" w:hAnsi="Times New Roman" w:cs="Times New Roman"/>
+          <w:sz w:val="24"/>
+        </w:rPr>
+        <w:t>Vitukhnovsky</w:t>
+      </w:r>
+      <w:proofErr w:type="spellEnd"/>
+      <w:r>
+        <w:rPr>
+          <w:rFonts w:ascii="Times New Roman" w:hAnsi="Times New Roman" w:cs="Times New Roman"/>
+          <w:sz w:val="24"/>
+        </w:rPr>
+        <w:t xml:space="preserve"> A. G. </w:t>
+      </w:r>
+      <w:proofErr w:type="spellStart"/>
+      <w:r>
+        <w:rPr>
+          <w:rFonts w:ascii="Times New Roman" w:hAnsi="Times New Roman" w:cs="Times New Roman"/>
+          <w:sz w:val="24"/>
+        </w:rPr>
+        <w:t>Confocal</w:t>
+      </w:r>
+      <w:proofErr w:type="spellEnd"/>
+      <w:r>
+        <w:rPr>
+          <w:rFonts w:ascii="Times New Roman" w:hAnsi="Times New Roman" w:cs="Times New Roman"/>
+          <w:sz w:val="24"/>
+        </w:rPr>
+        <w:t xml:space="preserve"> Laser </w:t>
+      </w:r>
+      <w:proofErr w:type="spellStart"/>
+      <w:r>
+        <w:rPr>
+          <w:rFonts w:ascii="Times New Roman" w:hAnsi="Times New Roman" w:cs="Times New Roman"/>
+          <w:sz w:val="24"/>
+        </w:rPr>
+        <w:t>Scanning</w:t>
+      </w:r>
+      <w:proofErr w:type="spellEnd"/>
+      <w:r>
+        <w:rPr>
+          <w:rFonts w:ascii="Times New Roman" w:hAnsi="Times New Roman" w:cs="Times New Roman"/>
+          <w:sz w:val="24"/>
+        </w:rPr>
+        <w:t xml:space="preserve"> </w:t>
+      </w:r>
+      <w:proofErr w:type="spellStart"/>
+      <w:r>
+        <w:rPr>
+          <w:rFonts w:ascii="Times New Roman" w:hAnsi="Times New Roman" w:cs="Times New Roman"/>
+          <w:sz w:val="24"/>
+        </w:rPr>
+        <w:t>Microscopy</w:t>
+      </w:r>
+      <w:proofErr w:type="spellEnd"/>
+      <w:r>
+        <w:rPr>
+          <w:rFonts w:ascii="Times New Roman" w:hAnsi="Times New Roman" w:cs="Times New Roman"/>
+          <w:sz w:val="24"/>
+        </w:rPr>
+        <w:t xml:space="preserve"> for </w:t>
+      </w:r>
+      <w:proofErr w:type="spellStart"/>
+      <w:r>
+        <w:rPr>
+          <w:rFonts w:ascii="Times New Roman" w:hAnsi="Times New Roman" w:cs="Times New Roman"/>
+          <w:sz w:val="24"/>
+        </w:rPr>
+        <w:t>Investigation</w:t>
+      </w:r>
+      <w:proofErr w:type="spellEnd"/>
+      <w:r>
+        <w:rPr>
+          <w:rFonts w:ascii="Times New Roman" w:hAnsi="Times New Roman" w:cs="Times New Roman"/>
+          <w:sz w:val="24"/>
+        </w:rPr>
+        <w:t xml:space="preserve"> </w:t>
+      </w:r>
+      <w:proofErr w:type="spellStart"/>
+      <w:r>
+        <w:rPr>
+          <w:rFonts w:ascii="Times New Roman" w:hAnsi="Times New Roman" w:cs="Times New Roman"/>
+          <w:sz w:val="24"/>
+        </w:rPr>
+        <w:t>of</w:t>
+      </w:r>
+      <w:proofErr w:type="spellEnd"/>
+      <w:r>
+        <w:rPr>
+          <w:rFonts w:ascii="Times New Roman" w:hAnsi="Times New Roman" w:cs="Times New Roman"/>
+          <w:sz w:val="24"/>
+        </w:rPr>
+        <w:t xml:space="preserve"> Up-</w:t>
+      </w:r>
+      <w:proofErr w:type="spellStart"/>
+      <w:r>
+        <w:rPr>
+          <w:rFonts w:ascii="Times New Roman" w:hAnsi="Times New Roman" w:cs="Times New Roman"/>
+          <w:sz w:val="24"/>
+        </w:rPr>
+        <w:t>to</w:t>
+      </w:r>
+      <w:proofErr w:type="spellEnd"/>
+      <w:r>
+        <w:rPr>
+          <w:rFonts w:ascii="Times New Roman" w:hAnsi="Times New Roman" w:cs="Times New Roman"/>
+          <w:sz w:val="24"/>
+        </w:rPr>
+        <w:t>-</w:t>
+      </w:r>
+      <w:proofErr w:type="spellStart"/>
+      <w:r>
+        <w:rPr>
+          <w:rFonts w:ascii="Times New Roman" w:hAnsi="Times New Roman" w:cs="Times New Roman"/>
+          <w:sz w:val="24"/>
+        </w:rPr>
+        <w:t>Micrometer-Scale</w:t>
+      </w:r>
+      <w:proofErr w:type="spellEnd"/>
+      <w:r>
+        <w:rPr>
+          <w:rFonts w:ascii="Times New Roman" w:hAnsi="Times New Roman" w:cs="Times New Roman"/>
+          <w:sz w:val="24"/>
+        </w:rPr>
+        <w:t xml:space="preserve"> 3D </w:t>
+      </w:r>
+      <w:proofErr w:type="spellStart"/>
+      <w:r>
+        <w:rPr>
+          <w:rFonts w:ascii="Times New Roman" w:hAnsi="Times New Roman" w:cs="Times New Roman"/>
+          <w:sz w:val="24"/>
+        </w:rPr>
+        <w:t>Components</w:t>
+      </w:r>
+      <w:proofErr w:type="spellEnd"/>
+      <w:r>
+        <w:rPr>
+          <w:rFonts w:ascii="Times New Roman" w:hAnsi="Times New Roman" w:cs="Times New Roman"/>
+          <w:sz w:val="24"/>
+        </w:rPr>
+        <w:t xml:space="preserve"> </w:t>
+      </w:r>
+      <w:proofErr w:type="spellStart"/>
+      <w:r>
+        <w:rPr>
+          <w:rFonts w:ascii="Times New Roman" w:hAnsi="Times New Roman" w:cs="Times New Roman"/>
+          <w:sz w:val="24"/>
+        </w:rPr>
+        <w:t>Fabricated</w:t>
+      </w:r>
+      <w:proofErr w:type="spellEnd"/>
+      <w:r>
+        <w:rPr>
+          <w:rFonts w:ascii="Times New Roman" w:hAnsi="Times New Roman" w:cs="Times New Roman"/>
+          <w:sz w:val="24"/>
+        </w:rPr>
+        <w:t xml:space="preserve"> </w:t>
+      </w:r>
+      <w:proofErr w:type="spellStart"/>
+      <w:r>
+        <w:rPr>
+          <w:rFonts w:ascii="Times New Roman" w:hAnsi="Times New Roman" w:cs="Times New Roman"/>
+          <w:sz w:val="24"/>
+        </w:rPr>
+        <w:t>by</w:t>
+      </w:r>
+      <w:proofErr w:type="spellEnd"/>
+      <w:r>
+        <w:rPr>
+          <w:rFonts w:ascii="Times New Roman" w:hAnsi="Times New Roman" w:cs="Times New Roman"/>
+          <w:sz w:val="24"/>
+        </w:rPr>
+        <w:t xml:space="preserve"> Direct Laser </w:t>
+      </w:r>
+      <w:proofErr w:type="spellStart"/>
+      <w:r>
+        <w:rPr>
+          <w:rFonts w:ascii="Times New Roman" w:hAnsi="Times New Roman" w:cs="Times New Roman"/>
+          <w:sz w:val="24"/>
+        </w:rPr>
+        <w:t>Writing-Lithography</w:t>
+      </w:r>
+      <w:proofErr w:type="spellEnd"/>
+      <w:r>
+        <w:rPr>
+          <w:rFonts w:ascii="Times New Roman" w:hAnsi="Times New Roman" w:cs="Times New Roman"/>
+          <w:sz w:val="24"/>
+        </w:rPr>
+        <w:t xml:space="preserve"> Methods // Bulletin </w:t>
+      </w:r>
+      <w:proofErr w:type="spellStart"/>
+      <w:r>
+        <w:rPr>
+          <w:rFonts w:ascii="Times New Roman" w:hAnsi="Times New Roman" w:cs="Times New Roman"/>
+          <w:sz w:val="24"/>
+        </w:rPr>
+        <w:t>of</w:t>
+      </w:r>
+      <w:proofErr w:type="spellEnd"/>
+      <w:r>
+        <w:rPr>
+          <w:rFonts w:ascii="Times New Roman" w:hAnsi="Times New Roman" w:cs="Times New Roman"/>
+          <w:sz w:val="24"/>
+        </w:rPr>
+        <w:t xml:space="preserve"> </w:t>
+      </w:r>
+      <w:proofErr w:type="spellStart"/>
+      <w:r>
+        <w:rPr>
+          <w:rFonts w:ascii="Times New Roman" w:hAnsi="Times New Roman" w:cs="Times New Roman"/>
+          <w:sz w:val="24"/>
+        </w:rPr>
+        <w:t>the</w:t>
+      </w:r>
+      <w:proofErr w:type="spellEnd"/>
+      <w:r>
+        <w:rPr>
+          <w:rFonts w:ascii="Times New Roman" w:hAnsi="Times New Roman" w:cs="Times New Roman"/>
+          <w:sz w:val="24"/>
+        </w:rPr>
+        <w:t xml:space="preserve"> Russian Academy </w:t>
+      </w:r>
+      <w:proofErr w:type="spellStart"/>
+      <w:r>
+        <w:rPr>
+          <w:rFonts w:ascii="Times New Roman" w:hAnsi="Times New Roman" w:cs="Times New Roman"/>
+          <w:sz w:val="24"/>
+        </w:rPr>
+        <w:t>of</w:t>
+      </w:r>
+      <w:proofErr w:type="spellEnd"/>
+      <w:r>
+        <w:rPr>
+          <w:rFonts w:ascii="Times New Roman" w:hAnsi="Times New Roman" w:cs="Times New Roman"/>
+          <w:sz w:val="24"/>
+        </w:rPr>
+        <w:t xml:space="preserve"> Sciences: Physics. – 2025. – V. 89. – No. </w:t>
+      </w:r>
+      <w:proofErr w:type="spellStart"/>
+      <w:r>
+        <w:rPr>
+          <w:rFonts w:ascii="Times New Roman" w:hAnsi="Times New Roman" w:cs="Times New Roman"/>
+          <w:sz w:val="24"/>
+        </w:rPr>
+        <w:t>Suppl</w:t>
+      </w:r>
+      <w:proofErr w:type="spellEnd"/>
+      <w:r>
+        <w:rPr>
+          <w:rFonts w:ascii="Times New Roman" w:hAnsi="Times New Roman" w:cs="Times New Roman"/>
+          <w:sz w:val="24"/>
+        </w:rPr>
+        <w:t xml:space="preserve"> 4. – P. S595-S611. (Журнал: Q3, </w:t>
+      </w:r>
+      <w:proofErr w:type="spellStart"/>
+      <w:r>
+        <w:rPr>
+          <w:rFonts w:ascii="Times New Roman" w:hAnsi="Times New Roman" w:cs="Times New Roman"/>
+          <w:sz w:val="24"/>
+        </w:rPr>
+        <w:t>Импакт</w:t>
+      </w:r>
+      <w:proofErr w:type="spellEnd"/>
+      <w:r>
+        <w:rPr>
+          <w:rFonts w:ascii="Times New Roman" w:hAnsi="Times New Roman" w:cs="Times New Roman"/>
+          <w:sz w:val="24"/>
+        </w:rPr>
+        <w:t xml:space="preserve">-фактор (2023): 0.5, Инд. в: </w:t>
+      </w:r>
+      <w:proofErr w:type="spellStart"/>
+      <w:r>
+        <w:rPr>
+          <w:rFonts w:ascii="Times New Roman" w:hAnsi="Times New Roman" w:cs="Times New Roman"/>
+          <w:sz w:val="24"/>
+        </w:rPr>
+        <w:t>Scopus</w:t>
+      </w:r>
+      <w:proofErr w:type="spellEnd"/>
+      <w:r>
+        <w:rPr>
+          <w:rFonts w:ascii="Times New Roman" w:hAnsi="Times New Roman" w:cs="Times New Roman"/>
+          <w:sz w:val="24"/>
+        </w:rPr>
+        <w:t>)</w:t>
       </w:r>
     </w:p>
     <w:p>
@@ -944,12 +2053,453 @@
           <w:sz w:val="24"/>
         </w:rPr>
       </w:pPr>
-      <w:r>
-        <w:rPr>
-          <w:rFonts w:ascii="Times New Roman" w:hAnsi="Times New Roman" w:cs="Times New Roman"/>
-          <w:sz w:val="24"/>
-        </w:rPr>
-        <w:t>Danilkin M., Vitukhnovsky A., Kolymagin D., Perevedentseva E., Gritsienko A., Tokunov Yu., Zakharchuk I., Patolyatov A., Primenko A., Prutskov G. Do the laser-printed 3D-structures withstand the X-ray synchrotron radiation beam? // Nuclear Instruments and Methods in Physics Research Section B: Beam Interactions with Materials and Atoms. – 2025. – V. 558. – Art. 165559. DOI: 10.1016/j.nimb.2024.165559 (Журнал: Q3, Импакт-фактор (2023): 1.4, Инд. в: Scopus)</w:t>
+      <w:proofErr w:type="spellStart"/>
+      <w:r>
+        <w:rPr>
+          <w:rFonts w:ascii="Times New Roman" w:hAnsi="Times New Roman" w:cs="Times New Roman"/>
+          <w:sz w:val="24"/>
+        </w:rPr>
+        <w:t>Danilkin</w:t>
+      </w:r>
+      <w:proofErr w:type="spellEnd"/>
+      <w:r>
+        <w:rPr>
+          <w:rFonts w:ascii="Times New Roman" w:hAnsi="Times New Roman" w:cs="Times New Roman"/>
+          <w:sz w:val="24"/>
+        </w:rPr>
+        <w:t xml:space="preserve"> M., </w:t>
+      </w:r>
+      <w:proofErr w:type="spellStart"/>
+      <w:r>
+        <w:rPr>
+          <w:rFonts w:ascii="Times New Roman" w:hAnsi="Times New Roman" w:cs="Times New Roman"/>
+          <w:sz w:val="24"/>
+        </w:rPr>
+        <w:t>Vitukhnovsky</w:t>
+      </w:r>
+      <w:proofErr w:type="spellEnd"/>
+      <w:r>
+        <w:rPr>
+          <w:rFonts w:ascii="Times New Roman" w:hAnsi="Times New Roman" w:cs="Times New Roman"/>
+          <w:sz w:val="24"/>
+        </w:rPr>
+        <w:t xml:space="preserve"> A., </w:t>
+      </w:r>
+      <w:proofErr w:type="spellStart"/>
+      <w:r>
+        <w:rPr>
+          <w:rFonts w:ascii="Times New Roman" w:hAnsi="Times New Roman" w:cs="Times New Roman"/>
+          <w:sz w:val="24"/>
+        </w:rPr>
+        <w:t>Kolymagin</w:t>
+      </w:r>
+      <w:proofErr w:type="spellEnd"/>
+      <w:r>
+        <w:rPr>
+          <w:rFonts w:ascii="Times New Roman" w:hAnsi="Times New Roman" w:cs="Times New Roman"/>
+          <w:sz w:val="24"/>
+        </w:rPr>
+        <w:t xml:space="preserve"> D., </w:t>
+      </w:r>
+      <w:proofErr w:type="spellStart"/>
+      <w:r>
+        <w:rPr>
+          <w:rFonts w:ascii="Times New Roman" w:hAnsi="Times New Roman" w:cs="Times New Roman"/>
+          <w:sz w:val="24"/>
+        </w:rPr>
+        <w:t>Perevedentseva</w:t>
+      </w:r>
+      <w:proofErr w:type="spellEnd"/>
+      <w:r>
+        <w:rPr>
+          <w:rFonts w:ascii="Times New Roman" w:hAnsi="Times New Roman" w:cs="Times New Roman"/>
+          <w:sz w:val="24"/>
+        </w:rPr>
+        <w:t xml:space="preserve"> E., </w:t>
+      </w:r>
+      <w:proofErr w:type="spellStart"/>
+      <w:r>
+        <w:rPr>
+          <w:rFonts w:ascii="Times New Roman" w:hAnsi="Times New Roman" w:cs="Times New Roman"/>
+          <w:sz w:val="24"/>
+        </w:rPr>
+        <w:t>Gritsienko</w:t>
+      </w:r>
+      <w:proofErr w:type="spellEnd"/>
+      <w:r>
+        <w:rPr>
+          <w:rFonts w:ascii="Times New Roman" w:hAnsi="Times New Roman" w:cs="Times New Roman"/>
+          <w:sz w:val="24"/>
+        </w:rPr>
+        <w:t xml:space="preserve"> A., </w:t>
+      </w:r>
+      <w:proofErr w:type="spellStart"/>
+      <w:r>
+        <w:rPr>
+          <w:rFonts w:ascii="Times New Roman" w:hAnsi="Times New Roman" w:cs="Times New Roman"/>
+          <w:sz w:val="24"/>
+        </w:rPr>
+        <w:t>Tokunov</w:t>
+      </w:r>
+      <w:proofErr w:type="spellEnd"/>
+      <w:r>
+        <w:rPr>
+          <w:rFonts w:ascii="Times New Roman" w:hAnsi="Times New Roman" w:cs="Times New Roman"/>
+          <w:sz w:val="24"/>
+        </w:rPr>
+        <w:t xml:space="preserve"> </w:t>
+      </w:r>
+      <w:proofErr w:type="spellStart"/>
+      <w:r>
+        <w:rPr>
+          <w:rFonts w:ascii="Times New Roman" w:hAnsi="Times New Roman" w:cs="Times New Roman"/>
+          <w:sz w:val="24"/>
+        </w:rPr>
+        <w:t>Yu</w:t>
+      </w:r>
+      <w:proofErr w:type="spellEnd"/>
+      <w:r>
+        <w:rPr>
+          <w:rFonts w:ascii="Times New Roman" w:hAnsi="Times New Roman" w:cs="Times New Roman"/>
+          <w:sz w:val="24"/>
+        </w:rPr>
+        <w:t xml:space="preserve">., </w:t>
+      </w:r>
+      <w:proofErr w:type="spellStart"/>
+      <w:r>
+        <w:rPr>
+          <w:rFonts w:ascii="Times New Roman" w:hAnsi="Times New Roman" w:cs="Times New Roman"/>
+          <w:sz w:val="24"/>
+        </w:rPr>
+        <w:t>Zakharchuk</w:t>
+      </w:r>
+      <w:proofErr w:type="spellEnd"/>
+      <w:r>
+        <w:rPr>
+          <w:rFonts w:ascii="Times New Roman" w:hAnsi="Times New Roman" w:cs="Times New Roman"/>
+          <w:sz w:val="24"/>
+        </w:rPr>
+        <w:t xml:space="preserve"> I., </w:t>
+      </w:r>
+      <w:proofErr w:type="spellStart"/>
+      <w:r>
+        <w:rPr>
+          <w:rFonts w:ascii="Times New Roman" w:hAnsi="Times New Roman" w:cs="Times New Roman"/>
+          <w:sz w:val="24"/>
+        </w:rPr>
+        <w:t>Patolyatov</w:t>
+      </w:r>
+      <w:proofErr w:type="spellEnd"/>
+      <w:r>
+        <w:rPr>
+          <w:rFonts w:ascii="Times New Roman" w:hAnsi="Times New Roman" w:cs="Times New Roman"/>
+          <w:sz w:val="24"/>
+        </w:rPr>
+        <w:t xml:space="preserve"> A., </w:t>
+      </w:r>
+      <w:proofErr w:type="spellStart"/>
+      <w:r>
+        <w:rPr>
+          <w:rFonts w:ascii="Times New Roman" w:hAnsi="Times New Roman" w:cs="Times New Roman"/>
+          <w:sz w:val="24"/>
+        </w:rPr>
+        <w:t>Primenko</w:t>
+      </w:r>
+      <w:proofErr w:type="spellEnd"/>
+      <w:r>
+        <w:rPr>
+          <w:rFonts w:ascii="Times New Roman" w:hAnsi="Times New Roman" w:cs="Times New Roman"/>
+          <w:sz w:val="24"/>
+        </w:rPr>
+        <w:t xml:space="preserve"> A., </w:t>
+      </w:r>
+      <w:proofErr w:type="spellStart"/>
+      <w:r>
+        <w:rPr>
+          <w:rFonts w:ascii="Times New Roman" w:hAnsi="Times New Roman" w:cs="Times New Roman"/>
+          <w:sz w:val="24"/>
+        </w:rPr>
+        <w:t>Prutskov</w:t>
+      </w:r>
+      <w:proofErr w:type="spellEnd"/>
+      <w:r>
+        <w:rPr>
+          <w:rFonts w:ascii="Times New Roman" w:hAnsi="Times New Roman" w:cs="Times New Roman"/>
+          <w:sz w:val="24"/>
+        </w:rPr>
+        <w:t xml:space="preserve"> G. </w:t>
+      </w:r>
+      <w:proofErr w:type="spellStart"/>
+      <w:r>
+        <w:rPr>
+          <w:rFonts w:ascii="Times New Roman" w:hAnsi="Times New Roman" w:cs="Times New Roman"/>
+          <w:sz w:val="24"/>
+        </w:rPr>
+        <w:t>Do</w:t>
+      </w:r>
+      <w:proofErr w:type="spellEnd"/>
+      <w:r>
+        <w:rPr>
+          <w:rFonts w:ascii="Times New Roman" w:hAnsi="Times New Roman" w:cs="Times New Roman"/>
+          <w:sz w:val="24"/>
+        </w:rPr>
+        <w:t xml:space="preserve"> </w:t>
+      </w:r>
+      <w:proofErr w:type="spellStart"/>
+      <w:r>
+        <w:rPr>
+          <w:rFonts w:ascii="Times New Roman" w:hAnsi="Times New Roman" w:cs="Times New Roman"/>
+          <w:sz w:val="24"/>
+        </w:rPr>
+        <w:t>the</w:t>
+      </w:r>
+      <w:proofErr w:type="spellEnd"/>
+      <w:r>
+        <w:rPr>
+          <w:rFonts w:ascii="Times New Roman" w:hAnsi="Times New Roman" w:cs="Times New Roman"/>
+          <w:sz w:val="24"/>
+        </w:rPr>
+        <w:t xml:space="preserve"> laser-</w:t>
+      </w:r>
+      <w:proofErr w:type="spellStart"/>
+      <w:r>
+        <w:rPr>
+          <w:rFonts w:ascii="Times New Roman" w:hAnsi="Times New Roman" w:cs="Times New Roman"/>
+          <w:sz w:val="24"/>
+        </w:rPr>
+        <w:t>printed</w:t>
+      </w:r>
+      <w:proofErr w:type="spellEnd"/>
+      <w:r>
+        <w:rPr>
+          <w:rFonts w:ascii="Times New Roman" w:hAnsi="Times New Roman" w:cs="Times New Roman"/>
+          <w:sz w:val="24"/>
+        </w:rPr>
+        <w:t xml:space="preserve"> 3D-structures </w:t>
+      </w:r>
+      <w:proofErr w:type="spellStart"/>
+      <w:r>
+        <w:rPr>
+          <w:rFonts w:ascii="Times New Roman" w:hAnsi="Times New Roman" w:cs="Times New Roman"/>
+          <w:sz w:val="24"/>
+        </w:rPr>
+        <w:t>withstand</w:t>
+      </w:r>
+      <w:proofErr w:type="spellEnd"/>
+      <w:r>
+        <w:rPr>
+          <w:rFonts w:ascii="Times New Roman" w:hAnsi="Times New Roman" w:cs="Times New Roman"/>
+          <w:sz w:val="24"/>
+        </w:rPr>
+        <w:t xml:space="preserve"> </w:t>
+      </w:r>
+      <w:proofErr w:type="spellStart"/>
+      <w:r>
+        <w:rPr>
+          <w:rFonts w:ascii="Times New Roman" w:hAnsi="Times New Roman" w:cs="Times New Roman"/>
+          <w:sz w:val="24"/>
+        </w:rPr>
+        <w:t>the</w:t>
+      </w:r>
+      <w:proofErr w:type="spellEnd"/>
+      <w:r>
+        <w:rPr>
+          <w:rFonts w:ascii="Times New Roman" w:hAnsi="Times New Roman" w:cs="Times New Roman"/>
+          <w:sz w:val="24"/>
+        </w:rPr>
+        <w:t xml:space="preserve"> X-</w:t>
+      </w:r>
+      <w:proofErr w:type="spellStart"/>
+      <w:r>
+        <w:rPr>
+          <w:rFonts w:ascii="Times New Roman" w:hAnsi="Times New Roman" w:cs="Times New Roman"/>
+          <w:sz w:val="24"/>
+        </w:rPr>
+        <w:t>ray</w:t>
+      </w:r>
+      <w:proofErr w:type="spellEnd"/>
+      <w:r>
+        <w:rPr>
+          <w:rFonts w:ascii="Times New Roman" w:hAnsi="Times New Roman" w:cs="Times New Roman"/>
+          <w:sz w:val="24"/>
+        </w:rPr>
+        <w:t xml:space="preserve"> </w:t>
+      </w:r>
+      <w:proofErr w:type="spellStart"/>
+      <w:r>
+        <w:rPr>
+          <w:rFonts w:ascii="Times New Roman" w:hAnsi="Times New Roman" w:cs="Times New Roman"/>
+          <w:sz w:val="24"/>
+        </w:rPr>
+        <w:t>synchrotron</w:t>
+      </w:r>
+      <w:proofErr w:type="spellEnd"/>
+      <w:r>
+        <w:rPr>
+          <w:rFonts w:ascii="Times New Roman" w:hAnsi="Times New Roman" w:cs="Times New Roman"/>
+          <w:sz w:val="24"/>
+        </w:rPr>
+        <w:t xml:space="preserve"> radiation </w:t>
+      </w:r>
+      <w:proofErr w:type="spellStart"/>
+      <w:r>
+        <w:rPr>
+          <w:rFonts w:ascii="Times New Roman" w:hAnsi="Times New Roman" w:cs="Times New Roman"/>
+          <w:sz w:val="24"/>
+        </w:rPr>
+        <w:t>beam</w:t>
+      </w:r>
+      <w:proofErr w:type="spellEnd"/>
+      <w:r>
+        <w:rPr>
+          <w:rFonts w:ascii="Times New Roman" w:hAnsi="Times New Roman" w:cs="Times New Roman"/>
+          <w:sz w:val="24"/>
+        </w:rPr>
+        <w:t xml:space="preserve">? // </w:t>
+      </w:r>
+      <w:proofErr w:type="spellStart"/>
+      <w:r>
+        <w:rPr>
+          <w:rFonts w:ascii="Times New Roman" w:hAnsi="Times New Roman" w:cs="Times New Roman"/>
+          <w:sz w:val="24"/>
+        </w:rPr>
+        <w:t>Nuclear</w:t>
+      </w:r>
+      <w:proofErr w:type="spellEnd"/>
+      <w:r>
+        <w:rPr>
+          <w:rFonts w:ascii="Times New Roman" w:hAnsi="Times New Roman" w:cs="Times New Roman"/>
+          <w:sz w:val="24"/>
+        </w:rPr>
+        <w:t xml:space="preserve"> Instruments and Methods in Physics Research </w:t>
+      </w:r>
+      <w:proofErr w:type="spellStart"/>
+      <w:r>
+        <w:rPr>
+          <w:rFonts w:ascii="Times New Roman" w:hAnsi="Times New Roman" w:cs="Times New Roman"/>
+          <w:sz w:val="24"/>
+        </w:rPr>
+        <w:t>Section</w:t>
+      </w:r>
+      <w:proofErr w:type="spellEnd"/>
+      <w:r>
+        <w:rPr>
+          <w:rFonts w:ascii="Times New Roman" w:hAnsi="Times New Roman" w:cs="Times New Roman"/>
+          <w:sz w:val="24"/>
+        </w:rPr>
+        <w:t xml:space="preserve"> B: </w:t>
+      </w:r>
+      <w:proofErr w:type="spellStart"/>
+      <w:r>
+        <w:rPr>
+          <w:rFonts w:ascii="Times New Roman" w:hAnsi="Times New Roman" w:cs="Times New Roman"/>
+          <w:sz w:val="24"/>
+        </w:rPr>
+        <w:t>Beam</w:t>
+      </w:r>
+      <w:proofErr w:type="spellEnd"/>
+      <w:r>
+        <w:rPr>
+          <w:rFonts w:ascii="Times New Roman" w:hAnsi="Times New Roman" w:cs="Times New Roman"/>
+          <w:sz w:val="24"/>
+        </w:rPr>
+        <w:t xml:space="preserve"> </w:t>
+      </w:r>
+      <w:proofErr w:type="spellStart"/>
+      <w:r>
+        <w:rPr>
+          <w:rFonts w:ascii="Times New Roman" w:hAnsi="Times New Roman" w:cs="Times New Roman"/>
+          <w:sz w:val="24"/>
+        </w:rPr>
+        <w:t>Interactions</w:t>
+      </w:r>
+      <w:proofErr w:type="spellEnd"/>
+      <w:r>
+        <w:rPr>
+          <w:rFonts w:ascii="Times New Roman" w:hAnsi="Times New Roman" w:cs="Times New Roman"/>
+          <w:sz w:val="24"/>
+        </w:rPr>
+        <w:t xml:space="preserve"> </w:t>
+      </w:r>
+      <w:proofErr w:type="spellStart"/>
+      <w:r>
+        <w:rPr>
+          <w:rFonts w:ascii="Times New Roman" w:hAnsi="Times New Roman" w:cs="Times New Roman"/>
+          <w:sz w:val="24"/>
+        </w:rPr>
+        <w:t>with</w:t>
+      </w:r>
+      <w:proofErr w:type="spellEnd"/>
+      <w:r>
+        <w:rPr>
+          <w:rFonts w:ascii="Times New Roman" w:hAnsi="Times New Roman" w:cs="Times New Roman"/>
+          <w:sz w:val="24"/>
+        </w:rPr>
+        <w:t xml:space="preserve"> </w:t>
+      </w:r>
+      <w:proofErr w:type="spellStart"/>
+      <w:r>
+        <w:rPr>
+          <w:rFonts w:ascii="Times New Roman" w:hAnsi="Times New Roman" w:cs="Times New Roman"/>
+          <w:sz w:val="24"/>
+        </w:rPr>
+        <w:t>Materials</w:t>
+      </w:r>
+      <w:proofErr w:type="spellEnd"/>
+      <w:r>
+        <w:rPr>
+          <w:rFonts w:ascii="Times New Roman" w:hAnsi="Times New Roman" w:cs="Times New Roman"/>
+          <w:sz w:val="24"/>
+        </w:rPr>
+        <w:t xml:space="preserve"> and </w:t>
+      </w:r>
+      <w:proofErr w:type="spellStart"/>
+      <w:r>
+        <w:rPr>
+          <w:rFonts w:ascii="Times New Roman" w:hAnsi="Times New Roman" w:cs="Times New Roman"/>
+          <w:sz w:val="24"/>
+        </w:rPr>
+        <w:t>Atoms</w:t>
+      </w:r>
+      <w:proofErr w:type="spellEnd"/>
+      <w:r>
+        <w:rPr>
+          <w:rFonts w:ascii="Times New Roman" w:hAnsi="Times New Roman" w:cs="Times New Roman"/>
+          <w:sz w:val="24"/>
+        </w:rPr>
+        <w:t xml:space="preserve">. – 2025. – V. 558. – Art. 165559. DOI: 10.1016/j.nimb.2024.165559 (Журнал: Q3, </w:t>
+      </w:r>
+      <w:proofErr w:type="spellStart"/>
+      <w:r>
+        <w:rPr>
+          <w:rFonts w:ascii="Times New Roman" w:hAnsi="Times New Roman" w:cs="Times New Roman"/>
+          <w:sz w:val="24"/>
+        </w:rPr>
+        <w:t>Импакт</w:t>
+      </w:r>
+      <w:proofErr w:type="spellEnd"/>
+      <w:r>
+        <w:rPr>
+          <w:rFonts w:ascii="Times New Roman" w:hAnsi="Times New Roman" w:cs="Times New Roman"/>
+          <w:sz w:val="24"/>
+        </w:rPr>
+        <w:t xml:space="preserve">-фактор (2023): 1.4, Инд. в: </w:t>
+      </w:r>
+      <w:proofErr w:type="spellStart"/>
+      <w:r>
+        <w:rPr>
+          <w:rFonts w:ascii="Times New Roman" w:hAnsi="Times New Roman" w:cs="Times New Roman"/>
+          <w:sz w:val="24"/>
+        </w:rPr>
+        <w:t>Scopus</w:t>
+      </w:r>
+      <w:proofErr w:type="spellEnd"/>
+      <w:r>
+        <w:rPr>
+          <w:rFonts w:ascii="Times New Roman" w:hAnsi="Times New Roman" w:cs="Times New Roman"/>
+          <w:sz w:val="24"/>
+        </w:rPr>
+        <w:t>)</w:t>
       </w:r>
     </w:p>
     <w:p>
@@ -965,13 +2515,294 @@
           <w:sz w:val="24"/>
         </w:rPr>
       </w:pPr>
+      <w:proofErr w:type="spellStart"/>
       <w:r>
         <w:rPr>
           <w:rFonts w:ascii="Times New Roman" w:hAnsi="Times New Roman" w:cs="Times New Roman"/>
           <w:sz w:val="24"/>
         </w:rPr>
         <w:lastRenderedPageBreak/>
-        <w:t>Patolyatov A. D., Kolymagin D. A., Danilkin M. I., Matital R. P., Vitukhnovsky A. G., Prutskov G. V., Kolesnikov A. O. Two-Photon Laser Lithography for Fabricating X-ray Optics: Advantages, Challenges, and Solutions // Bulletin of the Lebedev Physics Institute. – 2025. – V. 52. – No. 12. – P. 606–614. DOI: 10.3103/S1068335625603462 (Журнал: Q3, Импакт-фактор (2023): 0.6, Инд. в: Scopus)</w:t>
+        <w:t>Patolyatov</w:t>
+      </w:r>
+      <w:proofErr w:type="spellEnd"/>
+      <w:r>
+        <w:rPr>
+          <w:rFonts w:ascii="Times New Roman" w:hAnsi="Times New Roman" w:cs="Times New Roman"/>
+          <w:sz w:val="24"/>
+        </w:rPr>
+        <w:t xml:space="preserve"> A. D., </w:t>
+      </w:r>
+      <w:proofErr w:type="spellStart"/>
+      <w:r>
+        <w:rPr>
+          <w:rFonts w:ascii="Times New Roman" w:hAnsi="Times New Roman" w:cs="Times New Roman"/>
+          <w:sz w:val="24"/>
+        </w:rPr>
+        <w:t>Kolymagin</w:t>
+      </w:r>
+      <w:proofErr w:type="spellEnd"/>
+      <w:r>
+        <w:rPr>
+          <w:rFonts w:ascii="Times New Roman" w:hAnsi="Times New Roman" w:cs="Times New Roman"/>
+          <w:sz w:val="24"/>
+        </w:rPr>
+        <w:t xml:space="preserve"> D. A., </w:t>
+      </w:r>
+      <w:proofErr w:type="spellStart"/>
+      <w:r>
+        <w:rPr>
+          <w:rFonts w:ascii="Times New Roman" w:hAnsi="Times New Roman" w:cs="Times New Roman"/>
+          <w:sz w:val="24"/>
+        </w:rPr>
+        <w:t>Danilkin</w:t>
+      </w:r>
+      <w:proofErr w:type="spellEnd"/>
+      <w:r>
+        <w:rPr>
+          <w:rFonts w:ascii="Times New Roman" w:hAnsi="Times New Roman" w:cs="Times New Roman"/>
+          <w:sz w:val="24"/>
+        </w:rPr>
+        <w:t xml:space="preserve"> M. I., </w:t>
+      </w:r>
+      <w:proofErr w:type="spellStart"/>
+      <w:r>
+        <w:rPr>
+          <w:rFonts w:ascii="Times New Roman" w:hAnsi="Times New Roman" w:cs="Times New Roman"/>
+          <w:sz w:val="24"/>
+        </w:rPr>
+        <w:t>Matital</w:t>
+      </w:r>
+      <w:proofErr w:type="spellEnd"/>
+      <w:r>
+        <w:rPr>
+          <w:rFonts w:ascii="Times New Roman" w:hAnsi="Times New Roman" w:cs="Times New Roman"/>
+          <w:sz w:val="24"/>
+        </w:rPr>
+        <w:t xml:space="preserve"> R. P., </w:t>
+      </w:r>
+      <w:proofErr w:type="spellStart"/>
+      <w:r>
+        <w:rPr>
+          <w:rFonts w:ascii="Times New Roman" w:hAnsi="Times New Roman" w:cs="Times New Roman"/>
+          <w:sz w:val="24"/>
+        </w:rPr>
+        <w:t>Vitukhnovsky</w:t>
+      </w:r>
+      <w:proofErr w:type="spellEnd"/>
+      <w:r>
+        <w:rPr>
+          <w:rFonts w:ascii="Times New Roman" w:hAnsi="Times New Roman" w:cs="Times New Roman"/>
+          <w:sz w:val="24"/>
+        </w:rPr>
+        <w:t xml:space="preserve"> A. G., </w:t>
+      </w:r>
+      <w:proofErr w:type="spellStart"/>
+      <w:r>
+        <w:rPr>
+          <w:rFonts w:ascii="Times New Roman" w:hAnsi="Times New Roman" w:cs="Times New Roman"/>
+          <w:sz w:val="24"/>
+        </w:rPr>
+        <w:t>Prutskov</w:t>
+      </w:r>
+      <w:proofErr w:type="spellEnd"/>
+      <w:r>
+        <w:rPr>
+          <w:rFonts w:ascii="Times New Roman" w:hAnsi="Times New Roman" w:cs="Times New Roman"/>
+          <w:sz w:val="24"/>
+        </w:rPr>
+        <w:t xml:space="preserve"> G. V., </w:t>
+      </w:r>
+      <w:proofErr w:type="spellStart"/>
+      <w:r>
+        <w:rPr>
+          <w:rFonts w:ascii="Times New Roman" w:hAnsi="Times New Roman" w:cs="Times New Roman"/>
+          <w:sz w:val="24"/>
+        </w:rPr>
+        <w:t>Kolesnikov</w:t>
+      </w:r>
+      <w:proofErr w:type="spellEnd"/>
+      <w:r>
+        <w:rPr>
+          <w:rFonts w:ascii="Times New Roman" w:hAnsi="Times New Roman" w:cs="Times New Roman"/>
+          <w:sz w:val="24"/>
+        </w:rPr>
+        <w:t xml:space="preserve"> A. O. </w:t>
+      </w:r>
+      <w:proofErr w:type="spellStart"/>
+      <w:r>
+        <w:rPr>
+          <w:rFonts w:ascii="Times New Roman" w:hAnsi="Times New Roman" w:cs="Times New Roman"/>
+          <w:sz w:val="24"/>
+        </w:rPr>
+        <w:t>Two-Photon</w:t>
+      </w:r>
+      <w:proofErr w:type="spellEnd"/>
+      <w:r>
+        <w:rPr>
+          <w:rFonts w:ascii="Times New Roman" w:hAnsi="Times New Roman" w:cs="Times New Roman"/>
+          <w:sz w:val="24"/>
+        </w:rPr>
+        <w:t xml:space="preserve"> Laser </w:t>
+      </w:r>
+      <w:proofErr w:type="spellStart"/>
+      <w:r>
+        <w:rPr>
+          <w:rFonts w:ascii="Times New Roman" w:hAnsi="Times New Roman" w:cs="Times New Roman"/>
+          <w:sz w:val="24"/>
+        </w:rPr>
+        <w:t>Lithography</w:t>
+      </w:r>
+      <w:proofErr w:type="spellEnd"/>
+      <w:r>
+        <w:rPr>
+          <w:rFonts w:ascii="Times New Roman" w:hAnsi="Times New Roman" w:cs="Times New Roman"/>
+          <w:sz w:val="24"/>
+        </w:rPr>
+        <w:t xml:space="preserve"> for </w:t>
+      </w:r>
+      <w:proofErr w:type="spellStart"/>
+      <w:r>
+        <w:rPr>
+          <w:rFonts w:ascii="Times New Roman" w:hAnsi="Times New Roman" w:cs="Times New Roman"/>
+          <w:sz w:val="24"/>
+        </w:rPr>
+        <w:t>Fabricating</w:t>
+      </w:r>
+      <w:proofErr w:type="spellEnd"/>
+      <w:r>
+        <w:rPr>
+          <w:rFonts w:ascii="Times New Roman" w:hAnsi="Times New Roman" w:cs="Times New Roman"/>
+          <w:sz w:val="24"/>
+        </w:rPr>
+        <w:t xml:space="preserve"> X-</w:t>
+      </w:r>
+      <w:proofErr w:type="spellStart"/>
+      <w:r>
+        <w:rPr>
+          <w:rFonts w:ascii="Times New Roman" w:hAnsi="Times New Roman" w:cs="Times New Roman"/>
+          <w:sz w:val="24"/>
+        </w:rPr>
+        <w:t>ray</w:t>
+      </w:r>
+      <w:proofErr w:type="spellEnd"/>
+      <w:r>
+        <w:rPr>
+          <w:rFonts w:ascii="Times New Roman" w:hAnsi="Times New Roman" w:cs="Times New Roman"/>
+          <w:sz w:val="24"/>
+        </w:rPr>
+        <w:t xml:space="preserve"> Optics: </w:t>
+      </w:r>
+      <w:proofErr w:type="spellStart"/>
+      <w:r>
+        <w:rPr>
+          <w:rFonts w:ascii="Times New Roman" w:hAnsi="Times New Roman" w:cs="Times New Roman"/>
+          <w:sz w:val="24"/>
+        </w:rPr>
+        <w:t>Advantages</w:t>
+      </w:r>
+      <w:proofErr w:type="spellEnd"/>
+      <w:r>
+        <w:rPr>
+          <w:rFonts w:ascii="Times New Roman" w:hAnsi="Times New Roman" w:cs="Times New Roman"/>
+          <w:sz w:val="24"/>
+        </w:rPr>
+        <w:t xml:space="preserve">, </w:t>
+      </w:r>
+      <w:proofErr w:type="spellStart"/>
+      <w:r>
+        <w:rPr>
+          <w:rFonts w:ascii="Times New Roman" w:hAnsi="Times New Roman" w:cs="Times New Roman"/>
+          <w:sz w:val="24"/>
+        </w:rPr>
+        <w:t>Challenges</w:t>
+      </w:r>
+      <w:proofErr w:type="spellEnd"/>
+      <w:r>
+        <w:rPr>
+          <w:rFonts w:ascii="Times New Roman" w:hAnsi="Times New Roman" w:cs="Times New Roman"/>
+          <w:sz w:val="24"/>
+        </w:rPr>
+        <w:t xml:space="preserve">, and Solutions // Bulletin </w:t>
+      </w:r>
+      <w:proofErr w:type="spellStart"/>
+      <w:r>
+        <w:rPr>
+          <w:rFonts w:ascii="Times New Roman" w:hAnsi="Times New Roman" w:cs="Times New Roman"/>
+          <w:sz w:val="24"/>
+        </w:rPr>
+        <w:t>of</w:t>
+      </w:r>
+      <w:proofErr w:type="spellEnd"/>
+      <w:r>
+        <w:rPr>
+          <w:rFonts w:ascii="Times New Roman" w:hAnsi="Times New Roman" w:cs="Times New Roman"/>
+          <w:sz w:val="24"/>
+        </w:rPr>
+        <w:t xml:space="preserve"> </w:t>
+      </w:r>
+      <w:proofErr w:type="spellStart"/>
+      <w:r>
+        <w:rPr>
+          <w:rFonts w:ascii="Times New Roman" w:hAnsi="Times New Roman" w:cs="Times New Roman"/>
+          <w:sz w:val="24"/>
+        </w:rPr>
+        <w:t>the</w:t>
+      </w:r>
+      <w:proofErr w:type="spellEnd"/>
+      <w:r>
+        <w:rPr>
+          <w:rFonts w:ascii="Times New Roman" w:hAnsi="Times New Roman" w:cs="Times New Roman"/>
+          <w:sz w:val="24"/>
+        </w:rPr>
+        <w:t xml:space="preserve"> </w:t>
+      </w:r>
+      <w:proofErr w:type="spellStart"/>
+      <w:r>
+        <w:rPr>
+          <w:rFonts w:ascii="Times New Roman" w:hAnsi="Times New Roman" w:cs="Times New Roman"/>
+          <w:sz w:val="24"/>
+        </w:rPr>
+        <w:t>Lebedev</w:t>
+      </w:r>
+      <w:proofErr w:type="spellEnd"/>
+      <w:r>
+        <w:rPr>
+          <w:rFonts w:ascii="Times New Roman" w:hAnsi="Times New Roman" w:cs="Times New Roman"/>
+          <w:sz w:val="24"/>
+        </w:rPr>
+        <w:t xml:space="preserve"> Physics Institute. – 2025. – V. 52. – No. 12. – P. 606–614. DOI: 10.3103/S1068335625603462 (Журнал: Q3, </w:t>
+      </w:r>
+      <w:proofErr w:type="spellStart"/>
+      <w:r>
+        <w:rPr>
+          <w:rFonts w:ascii="Times New Roman" w:hAnsi="Times New Roman" w:cs="Times New Roman"/>
+          <w:sz w:val="24"/>
+        </w:rPr>
+        <w:t>Импакт</w:t>
+      </w:r>
+      <w:proofErr w:type="spellEnd"/>
+      <w:r>
+        <w:rPr>
+          <w:rFonts w:ascii="Times New Roman" w:hAnsi="Times New Roman" w:cs="Times New Roman"/>
+          <w:sz w:val="24"/>
+        </w:rPr>
+        <w:t xml:space="preserve">-фактор (2023): 0.6, Инд. в: </w:t>
+      </w:r>
+      <w:proofErr w:type="spellStart"/>
+      <w:r>
+        <w:rPr>
+          <w:rFonts w:ascii="Times New Roman" w:hAnsi="Times New Roman" w:cs="Times New Roman"/>
+          <w:sz w:val="24"/>
+        </w:rPr>
+        <w:t>Scopus</w:t>
+      </w:r>
+      <w:proofErr w:type="spellEnd"/>
+      <w:r>
+        <w:rPr>
+          <w:rFonts w:ascii="Times New Roman" w:hAnsi="Times New Roman" w:cs="Times New Roman"/>
+          <w:sz w:val="24"/>
+        </w:rPr>
+        <w:t>)</w:t>
       </w:r>
     </w:p>
     <w:p>
@@ -987,12 +2818,357 @@
           <w:sz w:val="24"/>
         </w:rPr>
       </w:pPr>
-      <w:r>
-        <w:rPr>
-          <w:rFonts w:ascii="Times New Roman" w:hAnsi="Times New Roman" w:cs="Times New Roman"/>
-          <w:sz w:val="24"/>
-        </w:rPr>
-        <w:t>Kolymagin D. A., Pisarenko A. V., Zhiganshina E. R., Arseniev M. V., Emelyanov D. P., Matskevich A. A., Chesnokov S. A., Vitukhnovsky A. G. Effect of Two-Photon Laser Lithography Parameters on the Characteristics of Fabricated Features // Bulletin of the Lebedev Physics Institute. – 2025. – V. 52. – No. 10. – P. 481–487. DOI: 10.3103/S1068335625603462 (Журнал: Q4, Импакт-фактор (2023): 0.6, Инд. в: Scopus)</w:t>
+      <w:proofErr w:type="spellStart"/>
+      <w:r>
+        <w:rPr>
+          <w:rFonts w:ascii="Times New Roman" w:hAnsi="Times New Roman" w:cs="Times New Roman"/>
+          <w:sz w:val="24"/>
+        </w:rPr>
+        <w:t>Kolymagin</w:t>
+      </w:r>
+      <w:proofErr w:type="spellEnd"/>
+      <w:r>
+        <w:rPr>
+          <w:rFonts w:ascii="Times New Roman" w:hAnsi="Times New Roman" w:cs="Times New Roman"/>
+          <w:sz w:val="24"/>
+        </w:rPr>
+        <w:t xml:space="preserve"> D. A., </w:t>
+      </w:r>
+      <w:proofErr w:type="spellStart"/>
+      <w:r>
+        <w:rPr>
+          <w:rFonts w:ascii="Times New Roman" w:hAnsi="Times New Roman" w:cs="Times New Roman"/>
+          <w:sz w:val="24"/>
+        </w:rPr>
+        <w:t>Pisarenko</w:t>
+      </w:r>
+      <w:proofErr w:type="spellEnd"/>
+      <w:r>
+        <w:rPr>
+          <w:rFonts w:ascii="Times New Roman" w:hAnsi="Times New Roman" w:cs="Times New Roman"/>
+          <w:sz w:val="24"/>
+        </w:rPr>
+        <w:t xml:space="preserve"> A. V., </w:t>
+      </w:r>
+      <w:proofErr w:type="spellStart"/>
+      <w:r>
+        <w:rPr>
+          <w:rFonts w:ascii="Times New Roman" w:hAnsi="Times New Roman" w:cs="Times New Roman"/>
+          <w:sz w:val="24"/>
+        </w:rPr>
+        <w:t>Zhiganshina</w:t>
+      </w:r>
+      <w:proofErr w:type="spellEnd"/>
+      <w:r>
+        <w:rPr>
+          <w:rFonts w:ascii="Times New Roman" w:hAnsi="Times New Roman" w:cs="Times New Roman"/>
+          <w:sz w:val="24"/>
+        </w:rPr>
+        <w:t xml:space="preserve"> E. R., </w:t>
+      </w:r>
+      <w:proofErr w:type="spellStart"/>
+      <w:r>
+        <w:rPr>
+          <w:rFonts w:ascii="Times New Roman" w:hAnsi="Times New Roman" w:cs="Times New Roman"/>
+          <w:sz w:val="24"/>
+        </w:rPr>
+        <w:t>Arseniev</w:t>
+      </w:r>
+      <w:proofErr w:type="spellEnd"/>
+      <w:r>
+        <w:rPr>
+          <w:rFonts w:ascii="Times New Roman" w:hAnsi="Times New Roman" w:cs="Times New Roman"/>
+          <w:sz w:val="24"/>
+        </w:rPr>
+        <w:t xml:space="preserve"> M. V., </w:t>
+      </w:r>
+      <w:proofErr w:type="spellStart"/>
+      <w:r>
+        <w:rPr>
+          <w:rFonts w:ascii="Times New Roman" w:hAnsi="Times New Roman" w:cs="Times New Roman"/>
+          <w:sz w:val="24"/>
+        </w:rPr>
+        <w:t>Emelyanov</w:t>
+      </w:r>
+      <w:proofErr w:type="spellEnd"/>
+      <w:r>
+        <w:rPr>
+          <w:rFonts w:ascii="Times New Roman" w:hAnsi="Times New Roman" w:cs="Times New Roman"/>
+          <w:sz w:val="24"/>
+        </w:rPr>
+        <w:t xml:space="preserve"> D. P., </w:t>
+      </w:r>
+      <w:proofErr w:type="spellStart"/>
+      <w:r>
+        <w:rPr>
+          <w:rFonts w:ascii="Times New Roman" w:hAnsi="Times New Roman" w:cs="Times New Roman"/>
+          <w:sz w:val="24"/>
+        </w:rPr>
+        <w:t>Matskevich</w:t>
+      </w:r>
+      <w:proofErr w:type="spellEnd"/>
+      <w:r>
+        <w:rPr>
+          <w:rFonts w:ascii="Times New Roman" w:hAnsi="Times New Roman" w:cs="Times New Roman"/>
+          <w:sz w:val="24"/>
+        </w:rPr>
+        <w:t xml:space="preserve"> A. A., </w:t>
+      </w:r>
+      <w:proofErr w:type="spellStart"/>
+      <w:r>
+        <w:rPr>
+          <w:rFonts w:ascii="Times New Roman" w:hAnsi="Times New Roman" w:cs="Times New Roman"/>
+          <w:sz w:val="24"/>
+        </w:rPr>
+        <w:t>Chesnokov</w:t>
+      </w:r>
+      <w:proofErr w:type="spellEnd"/>
+      <w:r>
+        <w:rPr>
+          <w:rFonts w:ascii="Times New Roman" w:hAnsi="Times New Roman" w:cs="Times New Roman"/>
+          <w:sz w:val="24"/>
+        </w:rPr>
+        <w:t xml:space="preserve"> S. A., </w:t>
+      </w:r>
+      <w:proofErr w:type="spellStart"/>
+      <w:r>
+        <w:rPr>
+          <w:rFonts w:ascii="Times New Roman" w:hAnsi="Times New Roman" w:cs="Times New Roman"/>
+          <w:sz w:val="24"/>
+        </w:rPr>
+        <w:t>Vitukhnovsky</w:t>
+      </w:r>
+      <w:proofErr w:type="spellEnd"/>
+      <w:r>
+        <w:rPr>
+          <w:rFonts w:ascii="Times New Roman" w:hAnsi="Times New Roman" w:cs="Times New Roman"/>
+          <w:sz w:val="24"/>
+        </w:rPr>
+        <w:t xml:space="preserve"> A. G. Effect </w:t>
+      </w:r>
+      <w:proofErr w:type="spellStart"/>
+      <w:r>
+        <w:rPr>
+          <w:rFonts w:ascii="Times New Roman" w:hAnsi="Times New Roman" w:cs="Times New Roman"/>
+          <w:sz w:val="24"/>
+        </w:rPr>
+        <w:t>of</w:t>
+      </w:r>
+      <w:proofErr w:type="spellEnd"/>
+      <w:r>
+        <w:rPr>
+          <w:rFonts w:ascii="Times New Roman" w:hAnsi="Times New Roman" w:cs="Times New Roman"/>
+          <w:sz w:val="24"/>
+        </w:rPr>
+        <w:t xml:space="preserve"> </w:t>
+      </w:r>
+      <w:proofErr w:type="spellStart"/>
+      <w:r>
+        <w:rPr>
+          <w:rFonts w:ascii="Times New Roman" w:hAnsi="Times New Roman" w:cs="Times New Roman"/>
+          <w:sz w:val="24"/>
+        </w:rPr>
+        <w:t>Two-Photon</w:t>
+      </w:r>
+      <w:proofErr w:type="spellEnd"/>
+      <w:r>
+        <w:rPr>
+          <w:rFonts w:ascii="Times New Roman" w:hAnsi="Times New Roman" w:cs="Times New Roman"/>
+          <w:sz w:val="24"/>
+        </w:rPr>
+        <w:t xml:space="preserve"> Laser </w:t>
+      </w:r>
+      <w:proofErr w:type="spellStart"/>
+      <w:r>
+        <w:rPr>
+          <w:rFonts w:ascii="Times New Roman" w:hAnsi="Times New Roman" w:cs="Times New Roman"/>
+          <w:sz w:val="24"/>
+        </w:rPr>
+        <w:t>Lithography</w:t>
+      </w:r>
+      <w:proofErr w:type="spellEnd"/>
+      <w:r>
+        <w:rPr>
+          <w:rFonts w:ascii="Times New Roman" w:hAnsi="Times New Roman" w:cs="Times New Roman"/>
+          <w:sz w:val="24"/>
+        </w:rPr>
+        <w:t xml:space="preserve"> </w:t>
+      </w:r>
+      <w:proofErr w:type="spellStart"/>
+      <w:r>
+        <w:rPr>
+          <w:rFonts w:ascii="Times New Roman" w:hAnsi="Times New Roman" w:cs="Times New Roman"/>
+          <w:sz w:val="24"/>
+        </w:rPr>
+        <w:t>Parameters</w:t>
+      </w:r>
+      <w:proofErr w:type="spellEnd"/>
+      <w:r>
+        <w:rPr>
+          <w:rFonts w:ascii="Times New Roman" w:hAnsi="Times New Roman" w:cs="Times New Roman"/>
+          <w:sz w:val="24"/>
+        </w:rPr>
+        <w:t xml:space="preserve"> on </w:t>
+      </w:r>
+      <w:proofErr w:type="spellStart"/>
+      <w:r>
+        <w:rPr>
+          <w:rFonts w:ascii="Times New Roman" w:hAnsi="Times New Roman" w:cs="Times New Roman"/>
+          <w:sz w:val="24"/>
+        </w:rPr>
+        <w:t>the</w:t>
+      </w:r>
+      <w:proofErr w:type="spellEnd"/>
+      <w:r>
+        <w:rPr>
+          <w:rFonts w:ascii="Times New Roman" w:hAnsi="Times New Roman" w:cs="Times New Roman"/>
+          <w:sz w:val="24"/>
+        </w:rPr>
+        <w:t xml:space="preserve"> </w:t>
+      </w:r>
+      <w:proofErr w:type="spellStart"/>
+      <w:r>
+        <w:rPr>
+          <w:rFonts w:ascii="Times New Roman" w:hAnsi="Times New Roman" w:cs="Times New Roman"/>
+          <w:sz w:val="24"/>
+        </w:rPr>
+        <w:t>Characteristics</w:t>
+      </w:r>
+      <w:proofErr w:type="spellEnd"/>
+      <w:r>
+        <w:rPr>
+          <w:rFonts w:ascii="Times New Roman" w:hAnsi="Times New Roman" w:cs="Times New Roman"/>
+          <w:sz w:val="24"/>
+        </w:rPr>
+        <w:t xml:space="preserve"> </w:t>
+      </w:r>
+      <w:proofErr w:type="spellStart"/>
+      <w:r>
+        <w:rPr>
+          <w:rFonts w:ascii="Times New Roman" w:hAnsi="Times New Roman" w:cs="Times New Roman"/>
+          <w:sz w:val="24"/>
+        </w:rPr>
+        <w:t>of</w:t>
+      </w:r>
+      <w:proofErr w:type="spellEnd"/>
+      <w:r>
+        <w:rPr>
+          <w:rFonts w:ascii="Times New Roman" w:hAnsi="Times New Roman" w:cs="Times New Roman"/>
+          <w:sz w:val="24"/>
+        </w:rPr>
+        <w:t xml:space="preserve"> </w:t>
+      </w:r>
+      <w:proofErr w:type="spellStart"/>
+      <w:r>
+        <w:rPr>
+          <w:rFonts w:ascii="Times New Roman" w:hAnsi="Times New Roman" w:cs="Times New Roman"/>
+          <w:sz w:val="24"/>
+        </w:rPr>
+        <w:t>Fabricated</w:t>
+      </w:r>
+      <w:proofErr w:type="spellEnd"/>
+      <w:r>
+        <w:rPr>
+          <w:rFonts w:ascii="Times New Roman" w:hAnsi="Times New Roman" w:cs="Times New Roman"/>
+          <w:sz w:val="24"/>
+        </w:rPr>
+        <w:t xml:space="preserve"> </w:t>
+      </w:r>
+      <w:proofErr w:type="spellStart"/>
+      <w:r>
+        <w:rPr>
+          <w:rFonts w:ascii="Times New Roman" w:hAnsi="Times New Roman" w:cs="Times New Roman"/>
+          <w:sz w:val="24"/>
+        </w:rPr>
+        <w:t>Features</w:t>
+      </w:r>
+      <w:proofErr w:type="spellEnd"/>
+      <w:r>
+        <w:rPr>
+          <w:rFonts w:ascii="Times New Roman" w:hAnsi="Times New Roman" w:cs="Times New Roman"/>
+          <w:sz w:val="24"/>
+        </w:rPr>
+        <w:t xml:space="preserve"> // Bulletin </w:t>
+      </w:r>
+      <w:proofErr w:type="spellStart"/>
+      <w:r>
+        <w:rPr>
+          <w:rFonts w:ascii="Times New Roman" w:hAnsi="Times New Roman" w:cs="Times New Roman"/>
+          <w:sz w:val="24"/>
+        </w:rPr>
+        <w:t>of</w:t>
+      </w:r>
+      <w:proofErr w:type="spellEnd"/>
+      <w:r>
+        <w:rPr>
+          <w:rFonts w:ascii="Times New Roman" w:hAnsi="Times New Roman" w:cs="Times New Roman"/>
+          <w:sz w:val="24"/>
+        </w:rPr>
+        <w:t xml:space="preserve"> </w:t>
+      </w:r>
+      <w:proofErr w:type="spellStart"/>
+      <w:r>
+        <w:rPr>
+          <w:rFonts w:ascii="Times New Roman" w:hAnsi="Times New Roman" w:cs="Times New Roman"/>
+          <w:sz w:val="24"/>
+        </w:rPr>
+        <w:t>the</w:t>
+      </w:r>
+      <w:proofErr w:type="spellEnd"/>
+      <w:r>
+        <w:rPr>
+          <w:rFonts w:ascii="Times New Roman" w:hAnsi="Times New Roman" w:cs="Times New Roman"/>
+          <w:sz w:val="24"/>
+        </w:rPr>
+        <w:t xml:space="preserve"> </w:t>
+      </w:r>
+      <w:proofErr w:type="spellStart"/>
+      <w:r>
+        <w:rPr>
+          <w:rFonts w:ascii="Times New Roman" w:hAnsi="Times New Roman" w:cs="Times New Roman"/>
+          <w:sz w:val="24"/>
+        </w:rPr>
+        <w:t>Lebedev</w:t>
+      </w:r>
+      <w:proofErr w:type="spellEnd"/>
+      <w:r>
+        <w:rPr>
+          <w:rFonts w:ascii="Times New Roman" w:hAnsi="Times New Roman" w:cs="Times New Roman"/>
+          <w:sz w:val="24"/>
+        </w:rPr>
+        <w:t xml:space="preserve"> Physics Institute. – 2025. – V. 52. – No. 10. – P. 481–487. DOI: 10.3103/S1068335625603462 (Журнал: Q4, </w:t>
+      </w:r>
+      <w:proofErr w:type="spellStart"/>
+      <w:r>
+        <w:rPr>
+          <w:rFonts w:ascii="Times New Roman" w:hAnsi="Times New Roman" w:cs="Times New Roman"/>
+          <w:sz w:val="24"/>
+        </w:rPr>
+        <w:t>Импакт</w:t>
+      </w:r>
+      <w:proofErr w:type="spellEnd"/>
+      <w:r>
+        <w:rPr>
+          <w:rFonts w:ascii="Times New Roman" w:hAnsi="Times New Roman" w:cs="Times New Roman"/>
+          <w:sz w:val="24"/>
+        </w:rPr>
+        <w:t xml:space="preserve">-фактор (2023): 0.6, Инд. в: </w:t>
+      </w:r>
+      <w:proofErr w:type="spellStart"/>
+      <w:r>
+        <w:rPr>
+          <w:rFonts w:ascii="Times New Roman" w:hAnsi="Times New Roman" w:cs="Times New Roman"/>
+          <w:sz w:val="24"/>
+        </w:rPr>
+        <w:t>Scopus</w:t>
+      </w:r>
+      <w:proofErr w:type="spellEnd"/>
+      <w:r>
+        <w:rPr>
+          <w:rFonts w:ascii="Times New Roman" w:hAnsi="Times New Roman" w:cs="Times New Roman"/>
+          <w:sz w:val="24"/>
+        </w:rPr>
+        <w:t>)</w:t>
       </w:r>
     </w:p>
     <w:p>
@@ -1008,12 +3184,309 @@
           <w:sz w:val="24"/>
         </w:rPr>
       </w:pPr>
-      <w:r>
-        <w:rPr>
-          <w:rFonts w:ascii="Times New Roman" w:hAnsi="Times New Roman" w:cs="Times New Roman"/>
-          <w:sz w:val="24"/>
-        </w:rPr>
-        <w:t>Arsenyev M. V., Zhiganshina E. K., Kolyuragin D. A., Nizhnikova N. V., Vitukhnovsky A. G., Chesnokov S. A. Methacrylate-Containing Para-Derivatives of N,N-Diethyl-4-(phenylidazeny)aniline as Initiators in Two-Photon Polymerization // High Energy Chemistry. – 2024. – V. 58. – No. 3. – P. 295–301. DOI: 10.1134/S0018143924030022 (Журнал: Q4, Импакт-фактор (2023): 0.7, Инд. в: Scopus)</w:t>
+      <w:proofErr w:type="spellStart"/>
+      <w:r>
+        <w:rPr>
+          <w:rFonts w:ascii="Times New Roman" w:hAnsi="Times New Roman" w:cs="Times New Roman"/>
+          <w:sz w:val="24"/>
+        </w:rPr>
+        <w:t>Arsenyev</w:t>
+      </w:r>
+      <w:proofErr w:type="spellEnd"/>
+      <w:r>
+        <w:rPr>
+          <w:rFonts w:ascii="Times New Roman" w:hAnsi="Times New Roman" w:cs="Times New Roman"/>
+          <w:sz w:val="24"/>
+        </w:rPr>
+        <w:t xml:space="preserve"> M. V., </w:t>
+      </w:r>
+      <w:proofErr w:type="spellStart"/>
+      <w:r>
+        <w:rPr>
+          <w:rFonts w:ascii="Times New Roman" w:hAnsi="Times New Roman" w:cs="Times New Roman"/>
+          <w:sz w:val="24"/>
+        </w:rPr>
+        <w:t>Zhiganshina</w:t>
+      </w:r>
+      <w:proofErr w:type="spellEnd"/>
+      <w:r>
+        <w:rPr>
+          <w:rFonts w:ascii="Times New Roman" w:hAnsi="Times New Roman" w:cs="Times New Roman"/>
+          <w:sz w:val="24"/>
+        </w:rPr>
+        <w:t xml:space="preserve"> E. K., </w:t>
+      </w:r>
+      <w:proofErr w:type="spellStart"/>
+      <w:r>
+        <w:rPr>
+          <w:rFonts w:ascii="Times New Roman" w:hAnsi="Times New Roman" w:cs="Times New Roman"/>
+          <w:sz w:val="24"/>
+        </w:rPr>
+        <w:t>Kolyuragin</w:t>
+      </w:r>
+      <w:proofErr w:type="spellEnd"/>
+      <w:r>
+        <w:rPr>
+          <w:rFonts w:ascii="Times New Roman" w:hAnsi="Times New Roman" w:cs="Times New Roman"/>
+          <w:sz w:val="24"/>
+        </w:rPr>
+        <w:t xml:space="preserve"> D. A., </w:t>
+      </w:r>
+      <w:proofErr w:type="spellStart"/>
+      <w:r>
+        <w:rPr>
+          <w:rFonts w:ascii="Times New Roman" w:hAnsi="Times New Roman" w:cs="Times New Roman"/>
+          <w:sz w:val="24"/>
+        </w:rPr>
+        <w:t>Nizhnikova</w:t>
+      </w:r>
+      <w:proofErr w:type="spellEnd"/>
+      <w:r>
+        <w:rPr>
+          <w:rFonts w:ascii="Times New Roman" w:hAnsi="Times New Roman" w:cs="Times New Roman"/>
+          <w:sz w:val="24"/>
+        </w:rPr>
+        <w:t xml:space="preserve"> N. V., </w:t>
+      </w:r>
+      <w:proofErr w:type="spellStart"/>
+      <w:r>
+        <w:rPr>
+          <w:rFonts w:ascii="Times New Roman" w:hAnsi="Times New Roman" w:cs="Times New Roman"/>
+          <w:sz w:val="24"/>
+        </w:rPr>
+        <w:t>Vitukhnovsky</w:t>
+      </w:r>
+      <w:proofErr w:type="spellEnd"/>
+      <w:r>
+        <w:rPr>
+          <w:rFonts w:ascii="Times New Roman" w:hAnsi="Times New Roman" w:cs="Times New Roman"/>
+          <w:sz w:val="24"/>
+        </w:rPr>
+        <w:t xml:space="preserve"> A. G., </w:t>
+      </w:r>
+      <w:proofErr w:type="spellStart"/>
+      <w:r>
+        <w:rPr>
+          <w:rFonts w:ascii="Times New Roman" w:hAnsi="Times New Roman" w:cs="Times New Roman"/>
+          <w:sz w:val="24"/>
+        </w:rPr>
+        <w:t>Chesnokov</w:t>
+      </w:r>
+      <w:proofErr w:type="spellEnd"/>
+      <w:r>
+        <w:rPr>
+          <w:rFonts w:ascii="Times New Roman" w:hAnsi="Times New Roman" w:cs="Times New Roman"/>
+          <w:sz w:val="24"/>
+        </w:rPr>
+        <w:t xml:space="preserve"> S. A. </w:t>
+      </w:r>
+      <w:proofErr w:type="spellStart"/>
+      <w:r>
+        <w:rPr>
+          <w:rFonts w:ascii="Times New Roman" w:hAnsi="Times New Roman" w:cs="Times New Roman"/>
+          <w:sz w:val="24"/>
+        </w:rPr>
+        <w:t>Methacrylate-Containing</w:t>
+      </w:r>
+      <w:proofErr w:type="spellEnd"/>
+      <w:r>
+        <w:rPr>
+          <w:rFonts w:ascii="Times New Roman" w:hAnsi="Times New Roman" w:cs="Times New Roman"/>
+          <w:sz w:val="24"/>
+        </w:rPr>
+        <w:t xml:space="preserve"> </w:t>
+      </w:r>
+      <w:proofErr w:type="spellStart"/>
+      <w:r>
+        <w:rPr>
+          <w:rFonts w:ascii="Times New Roman" w:hAnsi="Times New Roman" w:cs="Times New Roman"/>
+          <w:sz w:val="24"/>
+        </w:rPr>
+        <w:t>Para-Derivatives</w:t>
+      </w:r>
+      <w:proofErr w:type="spellEnd"/>
+      <w:r>
+        <w:rPr>
+          <w:rFonts w:ascii="Times New Roman" w:hAnsi="Times New Roman" w:cs="Times New Roman"/>
+          <w:sz w:val="24"/>
+        </w:rPr>
+        <w:t xml:space="preserve"> </w:t>
+      </w:r>
+      <w:proofErr w:type="spellStart"/>
+      <w:r>
+        <w:rPr>
+          <w:rFonts w:ascii="Times New Roman" w:hAnsi="Times New Roman" w:cs="Times New Roman"/>
+          <w:sz w:val="24"/>
+        </w:rPr>
+        <w:t>of</w:t>
+      </w:r>
+      <w:proofErr w:type="spellEnd"/>
+      <w:r>
+        <w:rPr>
+          <w:rFonts w:ascii="Times New Roman" w:hAnsi="Times New Roman" w:cs="Times New Roman"/>
+          <w:sz w:val="24"/>
+        </w:rPr>
+        <w:t xml:space="preserve"> </w:t>
+      </w:r>
+      <w:proofErr w:type="gramStart"/>
+      <w:r>
+        <w:rPr>
+          <w:rFonts w:ascii="Times New Roman" w:hAnsi="Times New Roman" w:cs="Times New Roman"/>
+          <w:sz w:val="24"/>
+        </w:rPr>
+        <w:t>N,N</w:t>
+      </w:r>
+      <w:proofErr w:type="gramEnd"/>
+      <w:r>
+        <w:rPr>
+          <w:rFonts w:ascii="Times New Roman" w:hAnsi="Times New Roman" w:cs="Times New Roman"/>
+          <w:sz w:val="24"/>
+        </w:rPr>
+        <w:t>-Diethyl-4-(</w:t>
+      </w:r>
+      <w:proofErr w:type="spellStart"/>
+      <w:r>
+        <w:rPr>
+          <w:rFonts w:ascii="Times New Roman" w:hAnsi="Times New Roman" w:cs="Times New Roman"/>
+          <w:sz w:val="24"/>
+        </w:rPr>
+        <w:t>phenylidazeny</w:t>
+      </w:r>
+      <w:proofErr w:type="spellEnd"/>
+      <w:r>
+        <w:rPr>
+          <w:rFonts w:ascii="Times New Roman" w:hAnsi="Times New Roman" w:cs="Times New Roman"/>
+          <w:sz w:val="24"/>
+        </w:rPr>
+        <w:t>)</w:t>
+      </w:r>
+      <w:proofErr w:type="spellStart"/>
+      <w:r>
+        <w:rPr>
+          <w:rFonts w:ascii="Times New Roman" w:hAnsi="Times New Roman" w:cs="Times New Roman"/>
+          <w:sz w:val="24"/>
+        </w:rPr>
+        <w:t>aniline</w:t>
+      </w:r>
+      <w:proofErr w:type="spellEnd"/>
+      <w:r>
+        <w:rPr>
+          <w:rFonts w:ascii="Times New Roman" w:hAnsi="Times New Roman" w:cs="Times New Roman"/>
+          <w:sz w:val="24"/>
+        </w:rPr>
+        <w:t xml:space="preserve"> </w:t>
+      </w:r>
+      <w:proofErr w:type="spellStart"/>
+      <w:r>
+        <w:rPr>
+          <w:rFonts w:ascii="Times New Roman" w:hAnsi="Times New Roman" w:cs="Times New Roman"/>
+          <w:sz w:val="24"/>
+        </w:rPr>
+        <w:t>as</w:t>
+      </w:r>
+      <w:proofErr w:type="spellEnd"/>
+      <w:r>
+        <w:rPr>
+          <w:rFonts w:ascii="Times New Roman" w:hAnsi="Times New Roman" w:cs="Times New Roman"/>
+          <w:sz w:val="24"/>
+        </w:rPr>
+        <w:t xml:space="preserve"> </w:t>
+      </w:r>
+      <w:proofErr w:type="spellStart"/>
+      <w:r>
+        <w:rPr>
+          <w:rFonts w:ascii="Times New Roman" w:hAnsi="Times New Roman" w:cs="Times New Roman"/>
+          <w:sz w:val="24"/>
+        </w:rPr>
+        <w:t>Initiators</w:t>
+      </w:r>
+      <w:proofErr w:type="spellEnd"/>
+      <w:r>
+        <w:rPr>
+          <w:rFonts w:ascii="Times New Roman" w:hAnsi="Times New Roman" w:cs="Times New Roman"/>
+          <w:sz w:val="24"/>
+        </w:rPr>
+        <w:t xml:space="preserve"> in </w:t>
+      </w:r>
+      <w:proofErr w:type="spellStart"/>
+      <w:r>
+        <w:rPr>
+          <w:rFonts w:ascii="Times New Roman" w:hAnsi="Times New Roman" w:cs="Times New Roman"/>
+          <w:sz w:val="24"/>
+        </w:rPr>
+        <w:t>Two-Photon</w:t>
+      </w:r>
+      <w:proofErr w:type="spellEnd"/>
+      <w:r>
+        <w:rPr>
+          <w:rFonts w:ascii="Times New Roman" w:hAnsi="Times New Roman" w:cs="Times New Roman"/>
+          <w:sz w:val="24"/>
+        </w:rPr>
+        <w:t xml:space="preserve"> </w:t>
+      </w:r>
+      <w:proofErr w:type="spellStart"/>
+      <w:r>
+        <w:rPr>
+          <w:rFonts w:ascii="Times New Roman" w:hAnsi="Times New Roman" w:cs="Times New Roman"/>
+          <w:sz w:val="24"/>
+        </w:rPr>
+        <w:t>Polymerization</w:t>
+      </w:r>
+      <w:proofErr w:type="spellEnd"/>
+      <w:r>
+        <w:rPr>
+          <w:rFonts w:ascii="Times New Roman" w:hAnsi="Times New Roman" w:cs="Times New Roman"/>
+          <w:sz w:val="24"/>
+        </w:rPr>
+        <w:t xml:space="preserve"> // High Energy </w:t>
+      </w:r>
+      <w:proofErr w:type="spellStart"/>
+      <w:r>
+        <w:rPr>
+          <w:rFonts w:ascii="Times New Roman" w:hAnsi="Times New Roman" w:cs="Times New Roman"/>
+          <w:sz w:val="24"/>
+        </w:rPr>
+        <w:t>Chemistry</w:t>
+      </w:r>
+      <w:proofErr w:type="spellEnd"/>
+      <w:r>
+        <w:rPr>
+          <w:rFonts w:ascii="Times New Roman" w:hAnsi="Times New Roman" w:cs="Times New Roman"/>
+          <w:sz w:val="24"/>
+        </w:rPr>
+        <w:t xml:space="preserve">. – 2024. – V. 58. – No. 3. – P. 295–301. DOI: 10.1134/S0018143924030022 (Журнал: Q4, </w:t>
+      </w:r>
+      <w:proofErr w:type="spellStart"/>
+      <w:r>
+        <w:rPr>
+          <w:rFonts w:ascii="Times New Roman" w:hAnsi="Times New Roman" w:cs="Times New Roman"/>
+          <w:sz w:val="24"/>
+        </w:rPr>
+        <w:t>Импакт</w:t>
+      </w:r>
+      <w:proofErr w:type="spellEnd"/>
+      <w:r>
+        <w:rPr>
+          <w:rFonts w:ascii="Times New Roman" w:hAnsi="Times New Roman" w:cs="Times New Roman"/>
+          <w:sz w:val="24"/>
+        </w:rPr>
+        <w:t xml:space="preserve">-фактор (2023): 0.7, Инд. в: </w:t>
+      </w:r>
+      <w:proofErr w:type="spellStart"/>
+      <w:r>
+        <w:rPr>
+          <w:rFonts w:ascii="Times New Roman" w:hAnsi="Times New Roman" w:cs="Times New Roman"/>
+          <w:sz w:val="24"/>
+        </w:rPr>
+        <w:t>Scopus</w:t>
+      </w:r>
+      <w:proofErr w:type="spellEnd"/>
+      <w:r>
+        <w:rPr>
+          <w:rFonts w:ascii="Times New Roman" w:hAnsi="Times New Roman" w:cs="Times New Roman"/>
+          <w:sz w:val="24"/>
+        </w:rPr>
+        <w:t>)</w:t>
       </w:r>
     </w:p>
     <w:p>
@@ -1029,12 +3502,309 @@
           <w:sz w:val="24"/>
         </w:rPr>
       </w:pPr>
-      <w:r>
-        <w:rPr>
-          <w:rFonts w:ascii="Times New Roman" w:hAnsi="Times New Roman" w:cs="Times New Roman"/>
-          <w:sz w:val="24"/>
-        </w:rPr>
-        <w:t>Gritsienko A. V., Pugachev M. V., Avramchikov M. O., Vitukhnovsky A. G., Kuntsovich A. Y. Single-Photon Emitters inside Bubbles Formed at Homointerfaces between Hexagonal Boron Nitride Layers // JETP Letters. – 2024. – V. 119. – No. 11. – P. 838–844. DOI: 10.1134/S0021364024600624 (Журнал: Q3, Импакт-фактор (2023): 1.7, Инд. в: Scopus)</w:t>
+      <w:proofErr w:type="spellStart"/>
+      <w:r>
+        <w:rPr>
+          <w:rFonts w:ascii="Times New Roman" w:hAnsi="Times New Roman" w:cs="Times New Roman"/>
+          <w:sz w:val="24"/>
+        </w:rPr>
+        <w:t>Gritsienko</w:t>
+      </w:r>
+      <w:proofErr w:type="spellEnd"/>
+      <w:r>
+        <w:rPr>
+          <w:rFonts w:ascii="Times New Roman" w:hAnsi="Times New Roman" w:cs="Times New Roman"/>
+          <w:sz w:val="24"/>
+        </w:rPr>
+        <w:t xml:space="preserve"> A. V., </w:t>
+      </w:r>
+      <w:proofErr w:type="spellStart"/>
+      <w:r>
+        <w:rPr>
+          <w:rFonts w:ascii="Times New Roman" w:hAnsi="Times New Roman" w:cs="Times New Roman"/>
+          <w:sz w:val="24"/>
+        </w:rPr>
+        <w:t>Pugachev</w:t>
+      </w:r>
+      <w:proofErr w:type="spellEnd"/>
+      <w:r>
+        <w:rPr>
+          <w:rFonts w:ascii="Times New Roman" w:hAnsi="Times New Roman" w:cs="Times New Roman"/>
+          <w:sz w:val="24"/>
+        </w:rPr>
+        <w:t xml:space="preserve"> M. V., </w:t>
+      </w:r>
+      <w:proofErr w:type="spellStart"/>
+      <w:r>
+        <w:rPr>
+          <w:rFonts w:ascii="Times New Roman" w:hAnsi="Times New Roman" w:cs="Times New Roman"/>
+          <w:sz w:val="24"/>
+        </w:rPr>
+        <w:t>Avramchikov</w:t>
+      </w:r>
+      <w:proofErr w:type="spellEnd"/>
+      <w:r>
+        <w:rPr>
+          <w:rFonts w:ascii="Times New Roman" w:hAnsi="Times New Roman" w:cs="Times New Roman"/>
+          <w:sz w:val="24"/>
+        </w:rPr>
+        <w:t xml:space="preserve"> M. O., </w:t>
+      </w:r>
+      <w:proofErr w:type="spellStart"/>
+      <w:r>
+        <w:rPr>
+          <w:rFonts w:ascii="Times New Roman" w:hAnsi="Times New Roman" w:cs="Times New Roman"/>
+          <w:sz w:val="24"/>
+        </w:rPr>
+        <w:t>Vitukhnovsky</w:t>
+      </w:r>
+      <w:proofErr w:type="spellEnd"/>
+      <w:r>
+        <w:rPr>
+          <w:rFonts w:ascii="Times New Roman" w:hAnsi="Times New Roman" w:cs="Times New Roman"/>
+          <w:sz w:val="24"/>
+        </w:rPr>
+        <w:t xml:space="preserve"> A. G., </w:t>
+      </w:r>
+      <w:proofErr w:type="spellStart"/>
+      <w:r>
+        <w:rPr>
+          <w:rFonts w:ascii="Times New Roman" w:hAnsi="Times New Roman" w:cs="Times New Roman"/>
+          <w:sz w:val="24"/>
+        </w:rPr>
+        <w:t>Kuntsovich</w:t>
+      </w:r>
+      <w:proofErr w:type="spellEnd"/>
+      <w:r>
+        <w:rPr>
+          <w:rFonts w:ascii="Times New Roman" w:hAnsi="Times New Roman" w:cs="Times New Roman"/>
+          <w:sz w:val="24"/>
+        </w:rPr>
+        <w:t xml:space="preserve"> A. Y. Single-</w:t>
+      </w:r>
+      <w:proofErr w:type="spellStart"/>
+      <w:r>
+        <w:rPr>
+          <w:rFonts w:ascii="Times New Roman" w:hAnsi="Times New Roman" w:cs="Times New Roman"/>
+          <w:sz w:val="24"/>
+        </w:rPr>
+        <w:t>Photon</w:t>
+      </w:r>
+      <w:proofErr w:type="spellEnd"/>
+      <w:r>
+        <w:rPr>
+          <w:rFonts w:ascii="Times New Roman" w:hAnsi="Times New Roman" w:cs="Times New Roman"/>
+          <w:sz w:val="24"/>
+        </w:rPr>
+        <w:t xml:space="preserve"> </w:t>
+      </w:r>
+      <w:proofErr w:type="spellStart"/>
+      <w:r>
+        <w:rPr>
+          <w:rFonts w:ascii="Times New Roman" w:hAnsi="Times New Roman" w:cs="Times New Roman"/>
+          <w:sz w:val="24"/>
+        </w:rPr>
+        <w:t>Emitters</w:t>
+      </w:r>
+      <w:proofErr w:type="spellEnd"/>
+      <w:r>
+        <w:rPr>
+          <w:rFonts w:ascii="Times New Roman" w:hAnsi="Times New Roman" w:cs="Times New Roman"/>
+          <w:sz w:val="24"/>
+        </w:rPr>
+        <w:t xml:space="preserve"> </w:t>
+      </w:r>
+      <w:proofErr w:type="spellStart"/>
+      <w:r>
+        <w:rPr>
+          <w:rFonts w:ascii="Times New Roman" w:hAnsi="Times New Roman" w:cs="Times New Roman"/>
+          <w:sz w:val="24"/>
+        </w:rPr>
+        <w:t>inside</w:t>
+      </w:r>
+      <w:proofErr w:type="spellEnd"/>
+      <w:r>
+        <w:rPr>
+          <w:rFonts w:ascii="Times New Roman" w:hAnsi="Times New Roman" w:cs="Times New Roman"/>
+          <w:sz w:val="24"/>
+        </w:rPr>
+        <w:t xml:space="preserve"> </w:t>
+      </w:r>
+      <w:proofErr w:type="spellStart"/>
+      <w:r>
+        <w:rPr>
+          <w:rFonts w:ascii="Times New Roman" w:hAnsi="Times New Roman" w:cs="Times New Roman"/>
+          <w:sz w:val="24"/>
+        </w:rPr>
+        <w:t>Bubbles</w:t>
+      </w:r>
+      <w:proofErr w:type="spellEnd"/>
+      <w:r>
+        <w:rPr>
+          <w:rFonts w:ascii="Times New Roman" w:hAnsi="Times New Roman" w:cs="Times New Roman"/>
+          <w:sz w:val="24"/>
+        </w:rPr>
+        <w:t xml:space="preserve"> </w:t>
+      </w:r>
+      <w:proofErr w:type="spellStart"/>
+      <w:r>
+        <w:rPr>
+          <w:rFonts w:ascii="Times New Roman" w:hAnsi="Times New Roman" w:cs="Times New Roman"/>
+          <w:sz w:val="24"/>
+        </w:rPr>
+        <w:t>Formed</w:t>
+      </w:r>
+      <w:proofErr w:type="spellEnd"/>
+      <w:r>
+        <w:rPr>
+          <w:rFonts w:ascii="Times New Roman" w:hAnsi="Times New Roman" w:cs="Times New Roman"/>
+          <w:sz w:val="24"/>
+        </w:rPr>
+        <w:t xml:space="preserve"> </w:t>
+      </w:r>
+      <w:proofErr w:type="spellStart"/>
+      <w:r>
+        <w:rPr>
+          <w:rFonts w:ascii="Times New Roman" w:hAnsi="Times New Roman" w:cs="Times New Roman"/>
+          <w:sz w:val="24"/>
+        </w:rPr>
+        <w:t>at</w:t>
+      </w:r>
+      <w:proofErr w:type="spellEnd"/>
+      <w:r>
+        <w:rPr>
+          <w:rFonts w:ascii="Times New Roman" w:hAnsi="Times New Roman" w:cs="Times New Roman"/>
+          <w:sz w:val="24"/>
+        </w:rPr>
+        <w:t xml:space="preserve"> </w:t>
+      </w:r>
+      <w:proofErr w:type="spellStart"/>
+      <w:r>
+        <w:rPr>
+          <w:rFonts w:ascii="Times New Roman" w:hAnsi="Times New Roman" w:cs="Times New Roman"/>
+          <w:sz w:val="24"/>
+        </w:rPr>
+        <w:t>Homointerfaces</w:t>
+      </w:r>
+      <w:proofErr w:type="spellEnd"/>
+      <w:r>
+        <w:rPr>
+          <w:rFonts w:ascii="Times New Roman" w:hAnsi="Times New Roman" w:cs="Times New Roman"/>
+          <w:sz w:val="24"/>
+        </w:rPr>
+        <w:t xml:space="preserve"> </w:t>
+      </w:r>
+      <w:proofErr w:type="spellStart"/>
+      <w:r>
+        <w:rPr>
+          <w:rFonts w:ascii="Times New Roman" w:hAnsi="Times New Roman" w:cs="Times New Roman"/>
+          <w:sz w:val="24"/>
+        </w:rPr>
+        <w:t>between</w:t>
+      </w:r>
+      <w:proofErr w:type="spellEnd"/>
+      <w:r>
+        <w:rPr>
+          <w:rFonts w:ascii="Times New Roman" w:hAnsi="Times New Roman" w:cs="Times New Roman"/>
+          <w:sz w:val="24"/>
+        </w:rPr>
+        <w:t xml:space="preserve"> </w:t>
+      </w:r>
+      <w:proofErr w:type="spellStart"/>
+      <w:r>
+        <w:rPr>
+          <w:rFonts w:ascii="Times New Roman" w:hAnsi="Times New Roman" w:cs="Times New Roman"/>
+          <w:sz w:val="24"/>
+        </w:rPr>
+        <w:t>Hexagonal</w:t>
+      </w:r>
+      <w:proofErr w:type="spellEnd"/>
+      <w:r>
+        <w:rPr>
+          <w:rFonts w:ascii="Times New Roman" w:hAnsi="Times New Roman" w:cs="Times New Roman"/>
+          <w:sz w:val="24"/>
+        </w:rPr>
+        <w:t xml:space="preserve"> </w:t>
+      </w:r>
+      <w:proofErr w:type="spellStart"/>
+      <w:r>
+        <w:rPr>
+          <w:rFonts w:ascii="Times New Roman" w:hAnsi="Times New Roman" w:cs="Times New Roman"/>
+          <w:sz w:val="24"/>
+        </w:rPr>
+        <w:t>Boron</w:t>
+      </w:r>
+      <w:proofErr w:type="spellEnd"/>
+      <w:r>
+        <w:rPr>
+          <w:rFonts w:ascii="Times New Roman" w:hAnsi="Times New Roman" w:cs="Times New Roman"/>
+          <w:sz w:val="24"/>
+        </w:rPr>
+        <w:t xml:space="preserve"> </w:t>
+      </w:r>
+      <w:proofErr w:type="spellStart"/>
+      <w:r>
+        <w:rPr>
+          <w:rFonts w:ascii="Times New Roman" w:hAnsi="Times New Roman" w:cs="Times New Roman"/>
+          <w:sz w:val="24"/>
+        </w:rPr>
+        <w:t>Nitride</w:t>
+      </w:r>
+      <w:proofErr w:type="spellEnd"/>
+      <w:r>
+        <w:rPr>
+          <w:rFonts w:ascii="Times New Roman" w:hAnsi="Times New Roman" w:cs="Times New Roman"/>
+          <w:sz w:val="24"/>
+        </w:rPr>
+        <w:t xml:space="preserve"> </w:t>
+      </w:r>
+      <w:proofErr w:type="spellStart"/>
+      <w:r>
+        <w:rPr>
+          <w:rFonts w:ascii="Times New Roman" w:hAnsi="Times New Roman" w:cs="Times New Roman"/>
+          <w:sz w:val="24"/>
+        </w:rPr>
+        <w:t>Layers</w:t>
+      </w:r>
+      <w:proofErr w:type="spellEnd"/>
+      <w:r>
+        <w:rPr>
+          <w:rFonts w:ascii="Times New Roman" w:hAnsi="Times New Roman" w:cs="Times New Roman"/>
+          <w:sz w:val="24"/>
+        </w:rPr>
+        <w:t xml:space="preserve"> // JETP Letters. – 2024. – V. 119. – No. 11. – P. 838–844. DOI: 10.1134/S0021364024600624 (Журнал: Q3, </w:t>
+      </w:r>
+      <w:proofErr w:type="spellStart"/>
+      <w:r>
+        <w:rPr>
+          <w:rFonts w:ascii="Times New Roman" w:hAnsi="Times New Roman" w:cs="Times New Roman"/>
+          <w:sz w:val="24"/>
+        </w:rPr>
+        <w:t>Импакт</w:t>
+      </w:r>
+      <w:proofErr w:type="spellEnd"/>
+      <w:r>
+        <w:rPr>
+          <w:rFonts w:ascii="Times New Roman" w:hAnsi="Times New Roman" w:cs="Times New Roman"/>
+          <w:sz w:val="24"/>
+        </w:rPr>
+        <w:t xml:space="preserve">-фактор (2023): 1.7, Инд. в: </w:t>
+      </w:r>
+      <w:proofErr w:type="spellStart"/>
+      <w:r>
+        <w:rPr>
+          <w:rFonts w:ascii="Times New Roman" w:hAnsi="Times New Roman" w:cs="Times New Roman"/>
+          <w:sz w:val="24"/>
+        </w:rPr>
+        <w:t>Scopus</w:t>
+      </w:r>
+      <w:proofErr w:type="spellEnd"/>
+      <w:r>
+        <w:rPr>
+          <w:rFonts w:ascii="Times New Roman" w:hAnsi="Times New Roman" w:cs="Times New Roman"/>
+          <w:sz w:val="24"/>
+        </w:rPr>
+        <w:t>)</w:t>
       </w:r>
     </w:p>
     <w:p>
@@ -1050,12 +3820,309 @@
           <w:sz w:val="24"/>
         </w:rPr>
       </w:pPr>
-      <w:r>
-        <w:rPr>
-          <w:rFonts w:ascii="Times New Roman" w:hAnsi="Times New Roman" w:cs="Times New Roman"/>
-          <w:sz w:val="24"/>
-        </w:rPr>
-        <w:t>Kolyuagin D. A., Prokhodtsov A. I., Chubich D. A., Matital R. P., Kazantseva A. V., Emelyanov D. P., Kovalyuk V. V., Vitukhnovsky A. G., Goltsman G. N. 3D Microstructures for Introducing Radiation into Photonic Integrated Circuits // Bulletin of the Russian Academy of Sciences: Physics. – 2024. – V. 88. – No. 12. – P. 2016–2021. DOI: 10.1134/S106287382470603X (Журнал: Q4, Импакт-фактор (2023): 0.5, Инд. в: Scopus)</w:t>
+      <w:proofErr w:type="spellStart"/>
+      <w:r>
+        <w:rPr>
+          <w:rFonts w:ascii="Times New Roman" w:hAnsi="Times New Roman" w:cs="Times New Roman"/>
+          <w:sz w:val="24"/>
+        </w:rPr>
+        <w:t>Kolyuagin</w:t>
+      </w:r>
+      <w:proofErr w:type="spellEnd"/>
+      <w:r>
+        <w:rPr>
+          <w:rFonts w:ascii="Times New Roman" w:hAnsi="Times New Roman" w:cs="Times New Roman"/>
+          <w:sz w:val="24"/>
+        </w:rPr>
+        <w:t xml:space="preserve"> D. A., </w:t>
+      </w:r>
+      <w:proofErr w:type="spellStart"/>
+      <w:r>
+        <w:rPr>
+          <w:rFonts w:ascii="Times New Roman" w:hAnsi="Times New Roman" w:cs="Times New Roman"/>
+          <w:sz w:val="24"/>
+        </w:rPr>
+        <w:t>Prokhodtsov</w:t>
+      </w:r>
+      <w:proofErr w:type="spellEnd"/>
+      <w:r>
+        <w:rPr>
+          <w:rFonts w:ascii="Times New Roman" w:hAnsi="Times New Roman" w:cs="Times New Roman"/>
+          <w:sz w:val="24"/>
+        </w:rPr>
+        <w:t xml:space="preserve"> A. I., </w:t>
+      </w:r>
+      <w:proofErr w:type="spellStart"/>
+      <w:r>
+        <w:rPr>
+          <w:rFonts w:ascii="Times New Roman" w:hAnsi="Times New Roman" w:cs="Times New Roman"/>
+          <w:sz w:val="24"/>
+        </w:rPr>
+        <w:t>Chubich</w:t>
+      </w:r>
+      <w:proofErr w:type="spellEnd"/>
+      <w:r>
+        <w:rPr>
+          <w:rFonts w:ascii="Times New Roman" w:hAnsi="Times New Roman" w:cs="Times New Roman"/>
+          <w:sz w:val="24"/>
+        </w:rPr>
+        <w:t xml:space="preserve"> D. A., </w:t>
+      </w:r>
+      <w:proofErr w:type="spellStart"/>
+      <w:r>
+        <w:rPr>
+          <w:rFonts w:ascii="Times New Roman" w:hAnsi="Times New Roman" w:cs="Times New Roman"/>
+          <w:sz w:val="24"/>
+        </w:rPr>
+        <w:t>Matital</w:t>
+      </w:r>
+      <w:proofErr w:type="spellEnd"/>
+      <w:r>
+        <w:rPr>
+          <w:rFonts w:ascii="Times New Roman" w:hAnsi="Times New Roman" w:cs="Times New Roman"/>
+          <w:sz w:val="24"/>
+        </w:rPr>
+        <w:t xml:space="preserve"> R. P., </w:t>
+      </w:r>
+      <w:proofErr w:type="spellStart"/>
+      <w:r>
+        <w:rPr>
+          <w:rFonts w:ascii="Times New Roman" w:hAnsi="Times New Roman" w:cs="Times New Roman"/>
+          <w:sz w:val="24"/>
+        </w:rPr>
+        <w:t>Kazantseva</w:t>
+      </w:r>
+      <w:proofErr w:type="spellEnd"/>
+      <w:r>
+        <w:rPr>
+          <w:rFonts w:ascii="Times New Roman" w:hAnsi="Times New Roman" w:cs="Times New Roman"/>
+          <w:sz w:val="24"/>
+        </w:rPr>
+        <w:t xml:space="preserve"> A. V., </w:t>
+      </w:r>
+      <w:proofErr w:type="spellStart"/>
+      <w:r>
+        <w:rPr>
+          <w:rFonts w:ascii="Times New Roman" w:hAnsi="Times New Roman" w:cs="Times New Roman"/>
+          <w:sz w:val="24"/>
+        </w:rPr>
+        <w:t>Emelyanov</w:t>
+      </w:r>
+      <w:proofErr w:type="spellEnd"/>
+      <w:r>
+        <w:rPr>
+          <w:rFonts w:ascii="Times New Roman" w:hAnsi="Times New Roman" w:cs="Times New Roman"/>
+          <w:sz w:val="24"/>
+        </w:rPr>
+        <w:t xml:space="preserve"> D. P., </w:t>
+      </w:r>
+      <w:proofErr w:type="spellStart"/>
+      <w:r>
+        <w:rPr>
+          <w:rFonts w:ascii="Times New Roman" w:hAnsi="Times New Roman" w:cs="Times New Roman"/>
+          <w:sz w:val="24"/>
+        </w:rPr>
+        <w:t>Kovalyuk</w:t>
+      </w:r>
+      <w:proofErr w:type="spellEnd"/>
+      <w:r>
+        <w:rPr>
+          <w:rFonts w:ascii="Times New Roman" w:hAnsi="Times New Roman" w:cs="Times New Roman"/>
+          <w:sz w:val="24"/>
+        </w:rPr>
+        <w:t xml:space="preserve"> V. V., </w:t>
+      </w:r>
+      <w:proofErr w:type="spellStart"/>
+      <w:r>
+        <w:rPr>
+          <w:rFonts w:ascii="Times New Roman" w:hAnsi="Times New Roman" w:cs="Times New Roman"/>
+          <w:sz w:val="24"/>
+        </w:rPr>
+        <w:t>Vitukhnovsky</w:t>
+      </w:r>
+      <w:proofErr w:type="spellEnd"/>
+      <w:r>
+        <w:rPr>
+          <w:rFonts w:ascii="Times New Roman" w:hAnsi="Times New Roman" w:cs="Times New Roman"/>
+          <w:sz w:val="24"/>
+        </w:rPr>
+        <w:t xml:space="preserve"> A. G., </w:t>
+      </w:r>
+      <w:proofErr w:type="spellStart"/>
+      <w:r>
+        <w:rPr>
+          <w:rFonts w:ascii="Times New Roman" w:hAnsi="Times New Roman" w:cs="Times New Roman"/>
+          <w:sz w:val="24"/>
+        </w:rPr>
+        <w:t>Goltsman</w:t>
+      </w:r>
+      <w:proofErr w:type="spellEnd"/>
+      <w:r>
+        <w:rPr>
+          <w:rFonts w:ascii="Times New Roman" w:hAnsi="Times New Roman" w:cs="Times New Roman"/>
+          <w:sz w:val="24"/>
+        </w:rPr>
+        <w:t xml:space="preserve"> G. N. 3D </w:t>
+      </w:r>
+      <w:proofErr w:type="spellStart"/>
+      <w:r>
+        <w:rPr>
+          <w:rFonts w:ascii="Times New Roman" w:hAnsi="Times New Roman" w:cs="Times New Roman"/>
+          <w:sz w:val="24"/>
+        </w:rPr>
+        <w:t>Microstructures</w:t>
+      </w:r>
+      <w:proofErr w:type="spellEnd"/>
+      <w:r>
+        <w:rPr>
+          <w:rFonts w:ascii="Times New Roman" w:hAnsi="Times New Roman" w:cs="Times New Roman"/>
+          <w:sz w:val="24"/>
+        </w:rPr>
+        <w:t xml:space="preserve"> for </w:t>
+      </w:r>
+      <w:proofErr w:type="spellStart"/>
+      <w:r>
+        <w:rPr>
+          <w:rFonts w:ascii="Times New Roman" w:hAnsi="Times New Roman" w:cs="Times New Roman"/>
+          <w:sz w:val="24"/>
+        </w:rPr>
+        <w:t>Introducing</w:t>
+      </w:r>
+      <w:proofErr w:type="spellEnd"/>
+      <w:r>
+        <w:rPr>
+          <w:rFonts w:ascii="Times New Roman" w:hAnsi="Times New Roman" w:cs="Times New Roman"/>
+          <w:sz w:val="24"/>
+        </w:rPr>
+        <w:t xml:space="preserve"> Radiation </w:t>
+      </w:r>
+      <w:proofErr w:type="spellStart"/>
+      <w:r>
+        <w:rPr>
+          <w:rFonts w:ascii="Times New Roman" w:hAnsi="Times New Roman" w:cs="Times New Roman"/>
+          <w:sz w:val="24"/>
+        </w:rPr>
+        <w:t>into</w:t>
+      </w:r>
+      <w:proofErr w:type="spellEnd"/>
+      <w:r>
+        <w:rPr>
+          <w:rFonts w:ascii="Times New Roman" w:hAnsi="Times New Roman" w:cs="Times New Roman"/>
+          <w:sz w:val="24"/>
+        </w:rPr>
+        <w:t xml:space="preserve"> </w:t>
+      </w:r>
+      <w:proofErr w:type="spellStart"/>
+      <w:r>
+        <w:rPr>
+          <w:rFonts w:ascii="Times New Roman" w:hAnsi="Times New Roman" w:cs="Times New Roman"/>
+          <w:sz w:val="24"/>
+        </w:rPr>
+        <w:t>Photonic</w:t>
+      </w:r>
+      <w:proofErr w:type="spellEnd"/>
+      <w:r>
+        <w:rPr>
+          <w:rFonts w:ascii="Times New Roman" w:hAnsi="Times New Roman" w:cs="Times New Roman"/>
+          <w:sz w:val="24"/>
+        </w:rPr>
+        <w:t xml:space="preserve"> Integrated </w:t>
+      </w:r>
+      <w:proofErr w:type="spellStart"/>
+      <w:r>
+        <w:rPr>
+          <w:rFonts w:ascii="Times New Roman" w:hAnsi="Times New Roman" w:cs="Times New Roman"/>
+          <w:sz w:val="24"/>
+        </w:rPr>
+        <w:t>Circuits</w:t>
+      </w:r>
+      <w:proofErr w:type="spellEnd"/>
+      <w:r>
+        <w:rPr>
+          <w:rFonts w:ascii="Times New Roman" w:hAnsi="Times New Roman" w:cs="Times New Roman"/>
+          <w:sz w:val="24"/>
+        </w:rPr>
+        <w:t xml:space="preserve"> // Bulletin </w:t>
+      </w:r>
+      <w:proofErr w:type="spellStart"/>
+      <w:r>
+        <w:rPr>
+          <w:rFonts w:ascii="Times New Roman" w:hAnsi="Times New Roman" w:cs="Times New Roman"/>
+          <w:sz w:val="24"/>
+        </w:rPr>
+        <w:t>of</w:t>
+      </w:r>
+      <w:proofErr w:type="spellEnd"/>
+      <w:r>
+        <w:rPr>
+          <w:rFonts w:ascii="Times New Roman" w:hAnsi="Times New Roman" w:cs="Times New Roman"/>
+          <w:sz w:val="24"/>
+        </w:rPr>
+        <w:t xml:space="preserve"> </w:t>
+      </w:r>
+      <w:proofErr w:type="spellStart"/>
+      <w:r>
+        <w:rPr>
+          <w:rFonts w:ascii="Times New Roman" w:hAnsi="Times New Roman" w:cs="Times New Roman"/>
+          <w:sz w:val="24"/>
+        </w:rPr>
+        <w:t>the</w:t>
+      </w:r>
+      <w:proofErr w:type="spellEnd"/>
+      <w:r>
+        <w:rPr>
+          <w:rFonts w:ascii="Times New Roman" w:hAnsi="Times New Roman" w:cs="Times New Roman"/>
+          <w:sz w:val="24"/>
+        </w:rPr>
+        <w:t xml:space="preserve"> Russian Academy </w:t>
+      </w:r>
+      <w:proofErr w:type="spellStart"/>
+      <w:r>
+        <w:rPr>
+          <w:rFonts w:ascii="Times New Roman" w:hAnsi="Times New Roman" w:cs="Times New Roman"/>
+          <w:sz w:val="24"/>
+        </w:rPr>
+        <w:t>of</w:t>
+      </w:r>
+      <w:proofErr w:type="spellEnd"/>
+      <w:r>
+        <w:rPr>
+          <w:rFonts w:ascii="Times New Roman" w:hAnsi="Times New Roman" w:cs="Times New Roman"/>
+          <w:sz w:val="24"/>
+        </w:rPr>
+        <w:t xml:space="preserve"> Sciences: Physics. – 2024. – V. 88. – No. 12. – P. 2016–2021. DOI: 10.1134/S106287382470603X (Журнал: Q4, </w:t>
+      </w:r>
+      <w:proofErr w:type="spellStart"/>
+      <w:r>
+        <w:rPr>
+          <w:rFonts w:ascii="Times New Roman" w:hAnsi="Times New Roman" w:cs="Times New Roman"/>
+          <w:sz w:val="24"/>
+        </w:rPr>
+        <w:t>Импакт</w:t>
+      </w:r>
+      <w:proofErr w:type="spellEnd"/>
+      <w:r>
+        <w:rPr>
+          <w:rFonts w:ascii="Times New Roman" w:hAnsi="Times New Roman" w:cs="Times New Roman"/>
+          <w:sz w:val="24"/>
+        </w:rPr>
+        <w:t xml:space="preserve">-фактор (2023): 0.5, Инд. в: </w:t>
+      </w:r>
+      <w:proofErr w:type="spellStart"/>
+      <w:r>
+        <w:rPr>
+          <w:rFonts w:ascii="Times New Roman" w:hAnsi="Times New Roman" w:cs="Times New Roman"/>
+          <w:sz w:val="24"/>
+        </w:rPr>
+        <w:t>Scopus</w:t>
+      </w:r>
+      <w:proofErr w:type="spellEnd"/>
+      <w:r>
+        <w:rPr>
+          <w:rFonts w:ascii="Times New Roman" w:hAnsi="Times New Roman" w:cs="Times New Roman"/>
+          <w:sz w:val="24"/>
+        </w:rPr>
+        <w:t>)</w:t>
       </w:r>
     </w:p>
     <w:p>
@@ -1071,12 +4138,309 @@
           <w:sz w:val="24"/>
         </w:rPr>
       </w:pPr>
-      <w:r>
-        <w:rPr>
-          <w:rFonts w:ascii="Times New Roman" w:hAnsi="Times New Roman" w:cs="Times New Roman"/>
-          <w:sz w:val="24"/>
-        </w:rPr>
-        <w:t>Matital R. P., Kolyuagin D. A., Pisarenko A. V., Shcherbakov D. A., Vitukhnovsky A. G. Laser Scanning Confocal Microscopy for Analyzing Optical Characteristics and Morphology of an Aspherical Microlens Array // Physics of Wave Phenomena. – 2023. – V. 31. – No. 4. – P. 217–222. DOI: 10.3103/S1541308X23040045 (Журнал: Q4, Инд. в: Scopus)</w:t>
+      <w:proofErr w:type="spellStart"/>
+      <w:r>
+        <w:rPr>
+          <w:rFonts w:ascii="Times New Roman" w:hAnsi="Times New Roman" w:cs="Times New Roman"/>
+          <w:sz w:val="24"/>
+        </w:rPr>
+        <w:t>Matital</w:t>
+      </w:r>
+      <w:proofErr w:type="spellEnd"/>
+      <w:r>
+        <w:rPr>
+          <w:rFonts w:ascii="Times New Roman" w:hAnsi="Times New Roman" w:cs="Times New Roman"/>
+          <w:sz w:val="24"/>
+        </w:rPr>
+        <w:t xml:space="preserve"> R. P., </w:t>
+      </w:r>
+      <w:proofErr w:type="spellStart"/>
+      <w:r>
+        <w:rPr>
+          <w:rFonts w:ascii="Times New Roman" w:hAnsi="Times New Roman" w:cs="Times New Roman"/>
+          <w:sz w:val="24"/>
+        </w:rPr>
+        <w:t>Kolyuagin</w:t>
+      </w:r>
+      <w:proofErr w:type="spellEnd"/>
+      <w:r>
+        <w:rPr>
+          <w:rFonts w:ascii="Times New Roman" w:hAnsi="Times New Roman" w:cs="Times New Roman"/>
+          <w:sz w:val="24"/>
+        </w:rPr>
+        <w:t xml:space="preserve"> D. A., </w:t>
+      </w:r>
+      <w:proofErr w:type="spellStart"/>
+      <w:r>
+        <w:rPr>
+          <w:rFonts w:ascii="Times New Roman" w:hAnsi="Times New Roman" w:cs="Times New Roman"/>
+          <w:sz w:val="24"/>
+        </w:rPr>
+        <w:t>Pisarenko</w:t>
+      </w:r>
+      <w:proofErr w:type="spellEnd"/>
+      <w:r>
+        <w:rPr>
+          <w:rFonts w:ascii="Times New Roman" w:hAnsi="Times New Roman" w:cs="Times New Roman"/>
+          <w:sz w:val="24"/>
+        </w:rPr>
+        <w:t xml:space="preserve"> A. V., </w:t>
+      </w:r>
+      <w:proofErr w:type="spellStart"/>
+      <w:r>
+        <w:rPr>
+          <w:rFonts w:ascii="Times New Roman" w:hAnsi="Times New Roman" w:cs="Times New Roman"/>
+          <w:sz w:val="24"/>
+        </w:rPr>
+        <w:t>Shcherbakov</w:t>
+      </w:r>
+      <w:proofErr w:type="spellEnd"/>
+      <w:r>
+        <w:rPr>
+          <w:rFonts w:ascii="Times New Roman" w:hAnsi="Times New Roman" w:cs="Times New Roman"/>
+          <w:sz w:val="24"/>
+        </w:rPr>
+        <w:t xml:space="preserve"> D. A., </w:t>
+      </w:r>
+      <w:proofErr w:type="spellStart"/>
+      <w:r>
+        <w:rPr>
+          <w:rFonts w:ascii="Times New Roman" w:hAnsi="Times New Roman" w:cs="Times New Roman"/>
+          <w:sz w:val="24"/>
+        </w:rPr>
+        <w:t>Vitukhnovsky</w:t>
+      </w:r>
+      <w:proofErr w:type="spellEnd"/>
+      <w:r>
+        <w:rPr>
+          <w:rFonts w:ascii="Times New Roman" w:hAnsi="Times New Roman" w:cs="Times New Roman"/>
+          <w:sz w:val="24"/>
+        </w:rPr>
+        <w:t xml:space="preserve"> A. G. Laser </w:t>
+      </w:r>
+      <w:proofErr w:type="spellStart"/>
+      <w:r>
+        <w:rPr>
+          <w:rFonts w:ascii="Times New Roman" w:hAnsi="Times New Roman" w:cs="Times New Roman"/>
+          <w:sz w:val="24"/>
+        </w:rPr>
+        <w:t>Scanning</w:t>
+      </w:r>
+      <w:proofErr w:type="spellEnd"/>
+      <w:r>
+        <w:rPr>
+          <w:rFonts w:ascii="Times New Roman" w:hAnsi="Times New Roman" w:cs="Times New Roman"/>
+          <w:sz w:val="24"/>
+        </w:rPr>
+        <w:t xml:space="preserve"> </w:t>
+      </w:r>
+      <w:proofErr w:type="spellStart"/>
+      <w:r>
+        <w:rPr>
+          <w:rFonts w:ascii="Times New Roman" w:hAnsi="Times New Roman" w:cs="Times New Roman"/>
+          <w:sz w:val="24"/>
+        </w:rPr>
+        <w:t>Confocal</w:t>
+      </w:r>
+      <w:proofErr w:type="spellEnd"/>
+      <w:r>
+        <w:rPr>
+          <w:rFonts w:ascii="Times New Roman" w:hAnsi="Times New Roman" w:cs="Times New Roman"/>
+          <w:sz w:val="24"/>
+        </w:rPr>
+        <w:t xml:space="preserve"> </w:t>
+      </w:r>
+      <w:proofErr w:type="spellStart"/>
+      <w:r>
+        <w:rPr>
+          <w:rFonts w:ascii="Times New Roman" w:hAnsi="Times New Roman" w:cs="Times New Roman"/>
+          <w:sz w:val="24"/>
+        </w:rPr>
+        <w:t>Microscopy</w:t>
+      </w:r>
+      <w:proofErr w:type="spellEnd"/>
+      <w:r>
+        <w:rPr>
+          <w:rFonts w:ascii="Times New Roman" w:hAnsi="Times New Roman" w:cs="Times New Roman"/>
+          <w:sz w:val="24"/>
+        </w:rPr>
+        <w:t xml:space="preserve"> for </w:t>
+      </w:r>
+      <w:proofErr w:type="spellStart"/>
+      <w:r>
+        <w:rPr>
+          <w:rFonts w:ascii="Times New Roman" w:hAnsi="Times New Roman" w:cs="Times New Roman"/>
+          <w:sz w:val="24"/>
+        </w:rPr>
+        <w:t>Analyzing</w:t>
+      </w:r>
+      <w:proofErr w:type="spellEnd"/>
+      <w:r>
+        <w:rPr>
+          <w:rFonts w:ascii="Times New Roman" w:hAnsi="Times New Roman" w:cs="Times New Roman"/>
+          <w:sz w:val="24"/>
+        </w:rPr>
+        <w:t xml:space="preserve"> Optical </w:t>
+      </w:r>
+      <w:proofErr w:type="spellStart"/>
+      <w:r>
+        <w:rPr>
+          <w:rFonts w:ascii="Times New Roman" w:hAnsi="Times New Roman" w:cs="Times New Roman"/>
+          <w:sz w:val="24"/>
+        </w:rPr>
+        <w:t>Characteristics</w:t>
+      </w:r>
+      <w:proofErr w:type="spellEnd"/>
+      <w:r>
+        <w:rPr>
+          <w:rFonts w:ascii="Times New Roman" w:hAnsi="Times New Roman" w:cs="Times New Roman"/>
+          <w:sz w:val="24"/>
+        </w:rPr>
+        <w:t xml:space="preserve"> and </w:t>
+      </w:r>
+      <w:proofErr w:type="spellStart"/>
+      <w:r>
+        <w:rPr>
+          <w:rFonts w:ascii="Times New Roman" w:hAnsi="Times New Roman" w:cs="Times New Roman"/>
+          <w:sz w:val="24"/>
+        </w:rPr>
+        <w:t>Morphology</w:t>
+      </w:r>
+      <w:proofErr w:type="spellEnd"/>
+      <w:r>
+        <w:rPr>
+          <w:rFonts w:ascii="Times New Roman" w:hAnsi="Times New Roman" w:cs="Times New Roman"/>
+          <w:sz w:val="24"/>
+        </w:rPr>
+        <w:t xml:space="preserve"> </w:t>
+      </w:r>
+      <w:proofErr w:type="spellStart"/>
+      <w:r>
+        <w:rPr>
+          <w:rFonts w:ascii="Times New Roman" w:hAnsi="Times New Roman" w:cs="Times New Roman"/>
+          <w:sz w:val="24"/>
+        </w:rPr>
+        <w:t>of</w:t>
+      </w:r>
+      <w:proofErr w:type="spellEnd"/>
+      <w:r>
+        <w:rPr>
+          <w:rFonts w:ascii="Times New Roman" w:hAnsi="Times New Roman" w:cs="Times New Roman"/>
+          <w:sz w:val="24"/>
+        </w:rPr>
+        <w:t xml:space="preserve"> </w:t>
+      </w:r>
+      <w:proofErr w:type="spellStart"/>
+      <w:r>
+        <w:rPr>
+          <w:rFonts w:ascii="Times New Roman" w:hAnsi="Times New Roman" w:cs="Times New Roman"/>
+          <w:sz w:val="24"/>
+        </w:rPr>
+        <w:t>an</w:t>
+      </w:r>
+      <w:proofErr w:type="spellEnd"/>
+      <w:r>
+        <w:rPr>
+          <w:rFonts w:ascii="Times New Roman" w:hAnsi="Times New Roman" w:cs="Times New Roman"/>
+          <w:sz w:val="24"/>
+        </w:rPr>
+        <w:t xml:space="preserve"> </w:t>
+      </w:r>
+      <w:proofErr w:type="spellStart"/>
+      <w:r>
+        <w:rPr>
+          <w:rFonts w:ascii="Times New Roman" w:hAnsi="Times New Roman" w:cs="Times New Roman"/>
+          <w:sz w:val="24"/>
+        </w:rPr>
+        <w:t>Aspherical</w:t>
+      </w:r>
+      <w:proofErr w:type="spellEnd"/>
+      <w:r>
+        <w:rPr>
+          <w:rFonts w:ascii="Times New Roman" w:hAnsi="Times New Roman" w:cs="Times New Roman"/>
+          <w:sz w:val="24"/>
+        </w:rPr>
+        <w:t xml:space="preserve"> </w:t>
+      </w:r>
+      <w:proofErr w:type="spellStart"/>
+      <w:r>
+        <w:rPr>
+          <w:rFonts w:ascii="Times New Roman" w:hAnsi="Times New Roman" w:cs="Times New Roman"/>
+          <w:sz w:val="24"/>
+        </w:rPr>
+        <w:t>Microlens</w:t>
+      </w:r>
+      <w:proofErr w:type="spellEnd"/>
+      <w:r>
+        <w:rPr>
+          <w:rFonts w:ascii="Times New Roman" w:hAnsi="Times New Roman" w:cs="Times New Roman"/>
+          <w:sz w:val="24"/>
+        </w:rPr>
+        <w:t xml:space="preserve"> </w:t>
+      </w:r>
+      <w:proofErr w:type="spellStart"/>
+      <w:r>
+        <w:rPr>
+          <w:rFonts w:ascii="Times New Roman" w:hAnsi="Times New Roman" w:cs="Times New Roman"/>
+          <w:sz w:val="24"/>
+        </w:rPr>
+        <w:t>Array</w:t>
+      </w:r>
+      <w:proofErr w:type="spellEnd"/>
+      <w:r>
+        <w:rPr>
+          <w:rFonts w:ascii="Times New Roman" w:hAnsi="Times New Roman" w:cs="Times New Roman"/>
+          <w:sz w:val="24"/>
+        </w:rPr>
+        <w:t xml:space="preserve"> // Physics </w:t>
+      </w:r>
+      <w:proofErr w:type="spellStart"/>
+      <w:r>
+        <w:rPr>
+          <w:rFonts w:ascii="Times New Roman" w:hAnsi="Times New Roman" w:cs="Times New Roman"/>
+          <w:sz w:val="24"/>
+        </w:rPr>
+        <w:t>of</w:t>
+      </w:r>
+      <w:proofErr w:type="spellEnd"/>
+      <w:r>
+        <w:rPr>
+          <w:rFonts w:ascii="Times New Roman" w:hAnsi="Times New Roman" w:cs="Times New Roman"/>
+          <w:sz w:val="24"/>
+        </w:rPr>
+        <w:t xml:space="preserve"> Wave </w:t>
+      </w:r>
+      <w:proofErr w:type="spellStart"/>
+      <w:r>
+        <w:rPr>
+          <w:rFonts w:ascii="Times New Roman" w:hAnsi="Times New Roman" w:cs="Times New Roman"/>
+          <w:sz w:val="24"/>
+        </w:rPr>
+        <w:t>Phenomena</w:t>
+      </w:r>
+      <w:proofErr w:type="spellEnd"/>
+      <w:r>
+        <w:rPr>
+          <w:rFonts w:ascii="Times New Roman" w:hAnsi="Times New Roman" w:cs="Times New Roman"/>
+          <w:sz w:val="24"/>
+        </w:rPr>
+        <w:t xml:space="preserve">. – 2023. – V. 31. – No. 4. – P. 217–222. DOI: 10.3103/S1541308X23040045 (Журнал: Q4, Инд. в: </w:t>
+      </w:r>
+      <w:proofErr w:type="spellStart"/>
+      <w:r>
+        <w:rPr>
+          <w:rFonts w:ascii="Times New Roman" w:hAnsi="Times New Roman" w:cs="Times New Roman"/>
+          <w:sz w:val="24"/>
+        </w:rPr>
+        <w:t>Scopus</w:t>
+      </w:r>
+      <w:proofErr w:type="spellEnd"/>
+      <w:r>
+        <w:rPr>
+          <w:rFonts w:ascii="Times New Roman" w:hAnsi="Times New Roman" w:cs="Times New Roman"/>
+          <w:sz w:val="24"/>
+        </w:rPr>
+        <w:t>)</w:t>
       </w:r>
     </w:p>
     <w:p>
@@ -1092,12 +4456,293 @@
           <w:sz w:val="24"/>
         </w:rPr>
       </w:pPr>
-      <w:r>
-        <w:rPr>
-          <w:rFonts w:ascii="Times New Roman" w:hAnsi="Times New Roman" w:cs="Times New Roman"/>
-          <w:sz w:val="24"/>
-        </w:rPr>
-        <w:t>Shcherbakov D. A., Kolyuagin D. A., Matital R. P., Chubich D. A., Gladkikh E. V., Useinov A. S., Arsenyev M. V., Chesnokov S. A., Vitukhnovsky A. G. Direct Laser Writing of Microscale 3D Structures: Morphological and Mechanical Properties // Journal of Russian Laser Research. – 2023. – V. 44. – No. 1. – P. 47–55. DOI: 10.1007/s10946-023-10109-x (Журнал: Q4, Инд. в: Scopus)</w:t>
+      <w:proofErr w:type="spellStart"/>
+      <w:r>
+        <w:rPr>
+          <w:rFonts w:ascii="Times New Roman" w:hAnsi="Times New Roman" w:cs="Times New Roman"/>
+          <w:sz w:val="24"/>
+        </w:rPr>
+        <w:t>Shcherbakov</w:t>
+      </w:r>
+      <w:proofErr w:type="spellEnd"/>
+      <w:r>
+        <w:rPr>
+          <w:rFonts w:ascii="Times New Roman" w:hAnsi="Times New Roman" w:cs="Times New Roman"/>
+          <w:sz w:val="24"/>
+        </w:rPr>
+        <w:t xml:space="preserve"> D. A., </w:t>
+      </w:r>
+      <w:proofErr w:type="spellStart"/>
+      <w:r>
+        <w:rPr>
+          <w:rFonts w:ascii="Times New Roman" w:hAnsi="Times New Roman" w:cs="Times New Roman"/>
+          <w:sz w:val="24"/>
+        </w:rPr>
+        <w:t>Kolyuagin</w:t>
+      </w:r>
+      <w:proofErr w:type="spellEnd"/>
+      <w:r>
+        <w:rPr>
+          <w:rFonts w:ascii="Times New Roman" w:hAnsi="Times New Roman" w:cs="Times New Roman"/>
+          <w:sz w:val="24"/>
+        </w:rPr>
+        <w:t xml:space="preserve"> D. A., </w:t>
+      </w:r>
+      <w:proofErr w:type="spellStart"/>
+      <w:r>
+        <w:rPr>
+          <w:rFonts w:ascii="Times New Roman" w:hAnsi="Times New Roman" w:cs="Times New Roman"/>
+          <w:sz w:val="24"/>
+        </w:rPr>
+        <w:t>Matital</w:t>
+      </w:r>
+      <w:proofErr w:type="spellEnd"/>
+      <w:r>
+        <w:rPr>
+          <w:rFonts w:ascii="Times New Roman" w:hAnsi="Times New Roman" w:cs="Times New Roman"/>
+          <w:sz w:val="24"/>
+        </w:rPr>
+        <w:t xml:space="preserve"> R. P., </w:t>
+      </w:r>
+      <w:proofErr w:type="spellStart"/>
+      <w:r>
+        <w:rPr>
+          <w:rFonts w:ascii="Times New Roman" w:hAnsi="Times New Roman" w:cs="Times New Roman"/>
+          <w:sz w:val="24"/>
+        </w:rPr>
+        <w:t>Chubich</w:t>
+      </w:r>
+      <w:proofErr w:type="spellEnd"/>
+      <w:r>
+        <w:rPr>
+          <w:rFonts w:ascii="Times New Roman" w:hAnsi="Times New Roman" w:cs="Times New Roman"/>
+          <w:sz w:val="24"/>
+        </w:rPr>
+        <w:t xml:space="preserve"> D. A., </w:t>
+      </w:r>
+      <w:proofErr w:type="spellStart"/>
+      <w:r>
+        <w:rPr>
+          <w:rFonts w:ascii="Times New Roman" w:hAnsi="Times New Roman" w:cs="Times New Roman"/>
+          <w:sz w:val="24"/>
+        </w:rPr>
+        <w:t>Gladkikh</w:t>
+      </w:r>
+      <w:proofErr w:type="spellEnd"/>
+      <w:r>
+        <w:rPr>
+          <w:rFonts w:ascii="Times New Roman" w:hAnsi="Times New Roman" w:cs="Times New Roman"/>
+          <w:sz w:val="24"/>
+        </w:rPr>
+        <w:t xml:space="preserve"> E. V., </w:t>
+      </w:r>
+      <w:proofErr w:type="spellStart"/>
+      <w:r>
+        <w:rPr>
+          <w:rFonts w:ascii="Times New Roman" w:hAnsi="Times New Roman" w:cs="Times New Roman"/>
+          <w:sz w:val="24"/>
+        </w:rPr>
+        <w:t>Useinov</w:t>
+      </w:r>
+      <w:proofErr w:type="spellEnd"/>
+      <w:r>
+        <w:rPr>
+          <w:rFonts w:ascii="Times New Roman" w:hAnsi="Times New Roman" w:cs="Times New Roman"/>
+          <w:sz w:val="24"/>
+        </w:rPr>
+        <w:t xml:space="preserve"> A. S., </w:t>
+      </w:r>
+      <w:proofErr w:type="spellStart"/>
+      <w:r>
+        <w:rPr>
+          <w:rFonts w:ascii="Times New Roman" w:hAnsi="Times New Roman" w:cs="Times New Roman"/>
+          <w:sz w:val="24"/>
+        </w:rPr>
+        <w:t>Arsenyev</w:t>
+      </w:r>
+      <w:proofErr w:type="spellEnd"/>
+      <w:r>
+        <w:rPr>
+          <w:rFonts w:ascii="Times New Roman" w:hAnsi="Times New Roman" w:cs="Times New Roman"/>
+          <w:sz w:val="24"/>
+        </w:rPr>
+        <w:t xml:space="preserve"> M. V., </w:t>
+      </w:r>
+      <w:proofErr w:type="spellStart"/>
+      <w:r>
+        <w:rPr>
+          <w:rFonts w:ascii="Times New Roman" w:hAnsi="Times New Roman" w:cs="Times New Roman"/>
+          <w:sz w:val="24"/>
+        </w:rPr>
+        <w:t>Chesnokov</w:t>
+      </w:r>
+      <w:proofErr w:type="spellEnd"/>
+      <w:r>
+        <w:rPr>
+          <w:rFonts w:ascii="Times New Roman" w:hAnsi="Times New Roman" w:cs="Times New Roman"/>
+          <w:sz w:val="24"/>
+        </w:rPr>
+        <w:t xml:space="preserve"> S. A., </w:t>
+      </w:r>
+      <w:proofErr w:type="spellStart"/>
+      <w:r>
+        <w:rPr>
+          <w:rFonts w:ascii="Times New Roman" w:hAnsi="Times New Roman" w:cs="Times New Roman"/>
+          <w:sz w:val="24"/>
+        </w:rPr>
+        <w:t>Vitukhnovsky</w:t>
+      </w:r>
+      <w:proofErr w:type="spellEnd"/>
+      <w:r>
+        <w:rPr>
+          <w:rFonts w:ascii="Times New Roman" w:hAnsi="Times New Roman" w:cs="Times New Roman"/>
+          <w:sz w:val="24"/>
+        </w:rPr>
+        <w:t xml:space="preserve"> A. G. Direct Laser </w:t>
+      </w:r>
+      <w:proofErr w:type="spellStart"/>
+      <w:r>
+        <w:rPr>
+          <w:rFonts w:ascii="Times New Roman" w:hAnsi="Times New Roman" w:cs="Times New Roman"/>
+          <w:sz w:val="24"/>
+        </w:rPr>
+        <w:t>Writing</w:t>
+      </w:r>
+      <w:proofErr w:type="spellEnd"/>
+      <w:r>
+        <w:rPr>
+          <w:rFonts w:ascii="Times New Roman" w:hAnsi="Times New Roman" w:cs="Times New Roman"/>
+          <w:sz w:val="24"/>
+        </w:rPr>
+        <w:t xml:space="preserve"> </w:t>
+      </w:r>
+      <w:proofErr w:type="spellStart"/>
+      <w:r>
+        <w:rPr>
+          <w:rFonts w:ascii="Times New Roman" w:hAnsi="Times New Roman" w:cs="Times New Roman"/>
+          <w:sz w:val="24"/>
+        </w:rPr>
+        <w:t>of</w:t>
+      </w:r>
+      <w:proofErr w:type="spellEnd"/>
+      <w:r>
+        <w:rPr>
+          <w:rFonts w:ascii="Times New Roman" w:hAnsi="Times New Roman" w:cs="Times New Roman"/>
+          <w:sz w:val="24"/>
+        </w:rPr>
+        <w:t xml:space="preserve"> </w:t>
+      </w:r>
+      <w:proofErr w:type="spellStart"/>
+      <w:r>
+        <w:rPr>
+          <w:rFonts w:ascii="Times New Roman" w:hAnsi="Times New Roman" w:cs="Times New Roman"/>
+          <w:sz w:val="24"/>
+        </w:rPr>
+        <w:t>Microscale</w:t>
+      </w:r>
+      <w:proofErr w:type="spellEnd"/>
+      <w:r>
+        <w:rPr>
+          <w:rFonts w:ascii="Times New Roman" w:hAnsi="Times New Roman" w:cs="Times New Roman"/>
+          <w:sz w:val="24"/>
+        </w:rPr>
+        <w:t xml:space="preserve"> 3D </w:t>
+      </w:r>
+      <w:proofErr w:type="spellStart"/>
+      <w:r>
+        <w:rPr>
+          <w:rFonts w:ascii="Times New Roman" w:hAnsi="Times New Roman" w:cs="Times New Roman"/>
+          <w:sz w:val="24"/>
+        </w:rPr>
+        <w:t>Structures</w:t>
+      </w:r>
+      <w:proofErr w:type="spellEnd"/>
+      <w:r>
+        <w:rPr>
+          <w:rFonts w:ascii="Times New Roman" w:hAnsi="Times New Roman" w:cs="Times New Roman"/>
+          <w:sz w:val="24"/>
+        </w:rPr>
+        <w:t xml:space="preserve">: </w:t>
+      </w:r>
+      <w:proofErr w:type="spellStart"/>
+      <w:r>
+        <w:rPr>
+          <w:rFonts w:ascii="Times New Roman" w:hAnsi="Times New Roman" w:cs="Times New Roman"/>
+          <w:sz w:val="24"/>
+        </w:rPr>
+        <w:t>Morphological</w:t>
+      </w:r>
+      <w:proofErr w:type="spellEnd"/>
+      <w:r>
+        <w:rPr>
+          <w:rFonts w:ascii="Times New Roman" w:hAnsi="Times New Roman" w:cs="Times New Roman"/>
+          <w:sz w:val="24"/>
+        </w:rPr>
+        <w:t xml:space="preserve"> and </w:t>
+      </w:r>
+      <w:proofErr w:type="spellStart"/>
+      <w:r>
+        <w:rPr>
+          <w:rFonts w:ascii="Times New Roman" w:hAnsi="Times New Roman" w:cs="Times New Roman"/>
+          <w:sz w:val="24"/>
+        </w:rPr>
+        <w:t>Mechanical</w:t>
+      </w:r>
+      <w:proofErr w:type="spellEnd"/>
+      <w:r>
+        <w:rPr>
+          <w:rFonts w:ascii="Times New Roman" w:hAnsi="Times New Roman" w:cs="Times New Roman"/>
+          <w:sz w:val="24"/>
+        </w:rPr>
+        <w:t xml:space="preserve"> Properties // Journal </w:t>
+      </w:r>
+      <w:proofErr w:type="spellStart"/>
+      <w:r>
+        <w:rPr>
+          <w:rFonts w:ascii="Times New Roman" w:hAnsi="Times New Roman" w:cs="Times New Roman"/>
+          <w:sz w:val="24"/>
+        </w:rPr>
+        <w:t>of</w:t>
+      </w:r>
+      <w:proofErr w:type="spellEnd"/>
+      <w:r>
+        <w:rPr>
+          <w:rFonts w:ascii="Times New Roman" w:hAnsi="Times New Roman" w:cs="Times New Roman"/>
+          <w:sz w:val="24"/>
+        </w:rPr>
+        <w:t xml:space="preserve"> Russian Laser Research. – 2023. – V. 44. – No. 1. – P. 47–55. DOI: 10.1007/s10946-</w:t>
+      </w:r>
+      <w:proofErr w:type="gramStart"/>
+      <w:r>
+        <w:rPr>
+          <w:rFonts w:ascii="Times New Roman" w:hAnsi="Times New Roman" w:cs="Times New Roman"/>
+          <w:sz w:val="24"/>
+        </w:rPr>
+        <w:t>023-10109</w:t>
+      </w:r>
+      <w:proofErr w:type="gramEnd"/>
+      <w:r>
+        <w:rPr>
+          <w:rFonts w:ascii="Times New Roman" w:hAnsi="Times New Roman" w:cs="Times New Roman"/>
+          <w:sz w:val="24"/>
+        </w:rPr>
+        <w:t xml:space="preserve">-x (Журнал: Q4, Инд. в: </w:t>
+      </w:r>
+      <w:proofErr w:type="spellStart"/>
+      <w:r>
+        <w:rPr>
+          <w:rFonts w:ascii="Times New Roman" w:hAnsi="Times New Roman" w:cs="Times New Roman"/>
+          <w:sz w:val="24"/>
+        </w:rPr>
+        <w:t>Scopus</w:t>
+      </w:r>
+      <w:proofErr w:type="spellEnd"/>
+      <w:r>
+        <w:rPr>
+          <w:rFonts w:ascii="Times New Roman" w:hAnsi="Times New Roman" w:cs="Times New Roman"/>
+          <w:sz w:val="24"/>
+        </w:rPr>
+        <w:t>)</w:t>
       </w:r>
     </w:p>
     <w:p>
@@ -1138,7 +4783,27 @@
           <w:szCs w:val="24"/>
           <w:lang w:eastAsia="ru-RU"/>
         </w:rPr>
-        <w:t>Подтверждаю неаффилированность с соискателем ученой степени, а именно:</w:t>
+        <w:t xml:space="preserve">Подтверждаю </w:t>
+      </w:r>
+      <w:proofErr w:type="spellStart"/>
+      <w:r>
+        <w:rPr>
+          <w:rFonts w:ascii="Times New Roman" w:eastAsia="Times New Roman" w:hAnsi="Times New Roman" w:cs="Times New Roman"/>
+          <w:sz w:val="24"/>
+          <w:szCs w:val="24"/>
+          <w:lang w:eastAsia="ru-RU"/>
+        </w:rPr>
+        <w:t>неаффилированность</w:t>
+      </w:r>
+      <w:proofErr w:type="spellEnd"/>
+      <w:r>
+        <w:rPr>
+          <w:rFonts w:ascii="Times New Roman" w:eastAsia="Times New Roman" w:hAnsi="Times New Roman" w:cs="Times New Roman"/>
+          <w:sz w:val="24"/>
+          <w:szCs w:val="24"/>
+          <w:lang w:eastAsia="ru-RU"/>
+        </w:rPr>
+        <w:t xml:space="preserve"> с соискателем ученой степени, а именно:</w:t>
       </w:r>
     </w:p>
     <w:p>
@@ -2025,6 +5690,7 @@
         </w:rPr>
         <w:t xml:space="preserve">Подпись ______________ / </w:t>
       </w:r>
+      <w:proofErr w:type="spellStart"/>
       <w:r>
         <w:rPr>
           <w:rFonts w:ascii="Times New Roman" w:eastAsia="Times New Roman" w:hAnsi="Times New Roman" w:cs="Times New Roman"/>
@@ -2035,7 +5701,20 @@
           <w:szCs w:val="24"/>
           <w:lang w:eastAsia="ru-RU"/>
         </w:rPr>
-        <w:t>Витухновский А.Г.</w:t>
+        <w:t>Витухновский</w:t>
+      </w:r>
+      <w:proofErr w:type="spellEnd"/>
+      <w:r>
+        <w:rPr>
+          <w:rFonts w:ascii="Times New Roman" w:eastAsia="Times New Roman" w:hAnsi="Times New Roman" w:cs="Times New Roman"/>
+          <w:i/>
+          <w:iCs/>
+          <w:color w:val="000000"/>
+          <w:sz w:val="24"/>
+          <w:szCs w:val="24"/>
+          <w:lang w:eastAsia="ru-RU"/>
+        </w:rPr>
+        <w:t xml:space="preserve"> А.Г.</w:t>
       </w:r>
     </w:p>
     <w:sectPr>
@@ -2984,6 +6663,29 @@
       <w:lang w:val="en-US"/>
     </w:rPr>
   </w:style>
+  <w:style w:type="character" w:styleId="a7">
+    <w:name w:val="Hyperlink"/>
+    <w:basedOn w:val="a0"/>
+    <w:uiPriority w:val="99"/>
+    <w:unhideWhenUsed/>
+    <w:rsid w:val="0023098A"/>
+    <w:rPr>
+      <w:color w:val="0000FF" w:themeColor="hyperlink"/>
+      <w:u w:val="single"/>
+    </w:rPr>
+  </w:style>
+  <w:style w:type="character" w:styleId="a8">
+    <w:name w:val="Unresolved Mention"/>
+    <w:basedOn w:val="a0"/>
+    <w:uiPriority w:val="99"/>
+    <w:semiHidden/>
+    <w:unhideWhenUsed/>
+    <w:rsid w:val="0023098A"/>
+    <w:rPr>
+      <w:color w:val="605E5C"/>
+      <w:shd w:val="clear" w:color="auto" w:fill="E1DFDD"/>
+    </w:rPr>
+  </w:style>
 </w:styles>
 </file>
 
